--- a/tests/corpus/07_rich_objects.docx
+++ b/tests/corpus/07_rich_objects.docx
@@ -106,7 +106,7 @@
         <mc:AlternateContent>
           <mc:Choice Requires="wps">
             <w:drawing>
-              <wp:anchor distT="0" distB="0" distL="114300" distR="114300" simplePos="0" relativeHeight="251660288" behindDoc="0" locked="0" layoutInCell="1" allowOverlap="1" wp14:anchorId="7AE94CE5" wp14:editId="04EE5140">
+              <wp:anchor distT="0" distB="0" distL="114300" distR="114300" simplePos="0" relativeHeight="251660288" behindDoc="0" locked="0" layoutInCell="1" allowOverlap="1" wp14:anchorId="233E4521" wp14:editId="2342A525">
                 <wp:simplePos x="0" y="0"/>
                 <wp:positionH relativeFrom="column">
                   <wp:posOffset>355600</wp:posOffset>
@@ -117,7 +117,7 @@
                 <wp:extent cx="1016000" cy="635000"/>
                 <wp:effectExtent l="0" t="0" r="12700" b="12700"/>
                 <wp:wrapNone/>
-                <wp:docPr id="180127746" name="Oval 2"/>
+                <wp:docPr id="1829258313" name="Oval 2"/>
                 <wp:cNvGraphicFramePr/>
                 <a:graphic xmlns:a="http://schemas.openxmlformats.org/drawingml/2006/main">
                   <a:graphicData uri="http://schemas.microsoft.com/office/word/2010/wordprocessingShape">
@@ -162,7 +162,7 @@
           </mc:Choice>
           <mc:Fallback>
             <w:pict>
-              <v:oval w14:anchorId="0A25CD23" id="Oval 2" o:spid="_x0000_s1026" style="position:absolute;margin-left:28pt;margin-top:94.65pt;width:80pt;height:50pt;z-index:251660288;visibility:visible;mso-wrap-style:square;mso-wrap-distance-left:9pt;mso-wrap-distance-top:0;mso-wrap-distance-right:9pt;mso-wrap-distance-bottom:0;mso-position-horizontal:absolute;mso-position-horizontal-relative:text;mso-position-vertical:absolute;mso-position-vertical-relative:text;v-text-anchor:middle" o:gfxdata="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" fillcolor="#4472c4 [3204]" strokecolor="#09101d [484]" strokeweight="1pt">
+              <v:oval w14:anchorId="5CAEA084" id="Oval 2" o:spid="_x0000_s1026" style="position:absolute;margin-left:28pt;margin-top:94.65pt;width:80pt;height:50pt;z-index:251660288;visibility:visible;mso-wrap-style:square;mso-wrap-distance-left:9pt;mso-wrap-distance-top:0;mso-wrap-distance-right:9pt;mso-wrap-distance-bottom:0;mso-position-horizontal:absolute;mso-position-horizontal-relative:text;mso-position-vertical:absolute;mso-position-vertical-relative:text;v-text-anchor:middle" o:gfxdata="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" fillcolor="#4472c4 [3204]" strokecolor="#09101d [484]" strokeweight="1pt">
                 <v:stroke joinstyle="miter"/>
               </v:oval>
             </w:pict>
@@ -176,7 +176,7 @@
         <mc:AlternateContent>
           <mc:Choice Requires="wps">
             <w:drawing>
-              <wp:anchor distT="0" distB="0" distL="114300" distR="114300" simplePos="0" relativeHeight="251659264" behindDoc="0" locked="0" layoutInCell="1" allowOverlap="1" wp14:anchorId="32DE636A" wp14:editId="1FDBD0D1">
+              <wp:anchor distT="0" distB="0" distL="114300" distR="114300" simplePos="0" relativeHeight="251659264" behindDoc="0" locked="0" layoutInCell="1" allowOverlap="1" wp14:anchorId="2E556C97" wp14:editId="02223267">
                 <wp:simplePos x="0" y="0"/>
                 <wp:positionH relativeFrom="column">
                   <wp:posOffset>2895600</wp:posOffset>
@@ -187,7 +187,7 @@
                 <wp:extent cx="1905000" cy="762000"/>
                 <wp:effectExtent l="0" t="0" r="19050" b="19050"/>
                 <wp:wrapNone/>
-                <wp:docPr id="1372337639" name="Text Box 1"/>
+                <wp:docPr id="1137758321" name="Text Box 1"/>
                 <wp:cNvGraphicFramePr/>
                 <a:graphic xmlns:a="http://schemas.openxmlformats.org/drawingml/2006/main">
                   <a:graphicData uri="http://schemas.microsoft.com/office/word/2010/wordprocessingShape">
@@ -231,7 +231,7 @@
           </mc:Choice>
           <mc:Fallback>
             <w:pict>
-              <v:shapetype w14:anchorId="32DE636A" id="_x0000_t202" coordsize="21600,21600" o:spt="202" path="m,l,21600r21600,l21600,xe">
+              <v:shapetype w14:anchorId="2E556C97" id="_x0000_t202" coordsize="21600,21600" o:spt="202" path="m,l,21600r21600,l21600,xe">
                 <v:stroke joinstyle="miter"/>
                 <v:path gradientshapeok="t" o:connecttype="rect"/>
               </v:shapetype>
@@ -256,10 +256,10 @@
           <w:noProof/>
         </w:rPr>
         <w:drawing>
-          <wp:inline distT="0" distB="0" distL="0" distR="0" wp14:anchorId="18530D3D" wp14:editId="452F93B5">
+          <wp:inline distT="0" distB="0" distL="0" distR="0" wp14:anchorId="6FB30ACA" wp14:editId="42B1EBB5">
             <wp:extent cx="5486400" cy="3200400"/>
             <wp:effectExtent l="0" t="0" r="0" b="0"/>
-            <wp:docPr id="611071062" name="Chart 3"/>
+            <wp:docPr id="1874030922" name="Chart 3"/>
             <wp:cNvGraphicFramePr/>
             <a:graphic xmlns:a="http://schemas.openxmlformats.org/drawingml/2006/main">
               <a:graphicData uri="http://schemas.openxmlformats.org/drawingml/2006/chart">
@@ -276,10 +276,10 @@
           <w:noProof/>
         </w:rPr>
         <w:drawing>
-          <wp:inline distT="0" distB="0" distL="0" distR="0" wp14:anchorId="267EE97F" wp14:editId="71F9CBF5">
+          <wp:inline distT="0" distB="0" distL="0" distR="0" wp14:anchorId="23D36DFF" wp14:editId="17C87592">
             <wp:extent cx="5486400" cy="3200400"/>
             <wp:effectExtent l="38100" t="0" r="57150" b="0"/>
-            <wp:docPr id="662122530" name="Diagram 4"/>
+            <wp:docPr id="1662454698" name="Diagram 4"/>
             <wp:cNvGraphicFramePr/>
             <a:graphic xmlns:a="http://schemas.openxmlformats.org/drawingml/2006/main">
               <a:graphicData uri="http://schemas.openxmlformats.org/drawingml/2006/diagram">
@@ -292,7 +292,7 @@
     </w:p>
     <w:sdt>
       <w:sdtPr>
-        <w:id w:val="-12928636"/>
+        <w:id w:val="-795833550"/>
         <w:placeholder>
           <w:docPart w:val="DefaultPlaceholder_-1854013440"/>
         </w:placeholder>
@@ -730,7 +730,7 @@
     <w:link w:val="Heading1Char"/>
     <w:uiPriority w:val="9"/>
     <w:qFormat/>
-    <w:rsid w:val="00FE00EE"/>
+    <w:rsid w:val="00EC6F0F"/>
     <w:pPr>
       <w:keepNext/>
       <w:keepLines/>
@@ -753,7 +753,7 @@
     <w:semiHidden/>
     <w:unhideWhenUsed/>
     <w:qFormat/>
-    <w:rsid w:val="00FE00EE"/>
+    <w:rsid w:val="00EC6F0F"/>
     <w:pPr>
       <w:keepNext/>
       <w:keepLines/>
@@ -776,7 +776,7 @@
     <w:semiHidden/>
     <w:unhideWhenUsed/>
     <w:qFormat/>
-    <w:rsid w:val="00FE00EE"/>
+    <w:rsid w:val="00EC6F0F"/>
     <w:pPr>
       <w:keepNext/>
       <w:keepLines/>
@@ -799,7 +799,7 @@
     <w:semiHidden/>
     <w:unhideWhenUsed/>
     <w:qFormat/>
-    <w:rsid w:val="00FE00EE"/>
+    <w:rsid w:val="00EC6F0F"/>
     <w:pPr>
       <w:keepNext/>
       <w:keepLines/>
@@ -822,7 +822,7 @@
     <w:semiHidden/>
     <w:unhideWhenUsed/>
     <w:qFormat/>
-    <w:rsid w:val="00FE00EE"/>
+    <w:rsid w:val="00EC6F0F"/>
     <w:pPr>
       <w:keepNext/>
       <w:keepLines/>
@@ -843,7 +843,7 @@
     <w:semiHidden/>
     <w:unhideWhenUsed/>
     <w:qFormat/>
-    <w:rsid w:val="00FE00EE"/>
+    <w:rsid w:val="00EC6F0F"/>
     <w:pPr>
       <w:keepNext/>
       <w:keepLines/>
@@ -866,7 +866,7 @@
     <w:semiHidden/>
     <w:unhideWhenUsed/>
     <w:qFormat/>
-    <w:rsid w:val="00FE00EE"/>
+    <w:rsid w:val="00EC6F0F"/>
     <w:pPr>
       <w:keepNext/>
       <w:keepLines/>
@@ -887,7 +887,7 @@
     <w:semiHidden/>
     <w:unhideWhenUsed/>
     <w:qFormat/>
-    <w:rsid w:val="00FE00EE"/>
+    <w:rsid w:val="00EC6F0F"/>
     <w:pPr>
       <w:keepNext/>
       <w:keepLines/>
@@ -910,7 +910,7 @@
     <w:semiHidden/>
     <w:unhideWhenUsed/>
     <w:qFormat/>
-    <w:rsid w:val="00FE00EE"/>
+    <w:rsid w:val="00EC6F0F"/>
     <w:pPr>
       <w:keepNext/>
       <w:keepLines/>
@@ -954,7 +954,7 @@
     <w:basedOn w:val="DefaultParagraphFont"/>
     <w:link w:val="Heading1"/>
     <w:uiPriority w:val="9"/>
-    <w:rsid w:val="00FE00EE"/>
+    <w:rsid w:val="00EC6F0F"/>
     <w:rPr>
       <w:rFonts w:asciiTheme="majorHAnsi" w:eastAsiaTheme="majorEastAsia" w:hAnsiTheme="majorHAnsi" w:cstheme="majorBidi"/>
       <w:color w:val="2F5496" w:themeColor="accent1" w:themeShade="BF"/>
@@ -968,7 +968,7 @@
     <w:link w:val="Heading2"/>
     <w:uiPriority w:val="9"/>
     <w:semiHidden/>
-    <w:rsid w:val="00FE00EE"/>
+    <w:rsid w:val="00EC6F0F"/>
     <w:rPr>
       <w:rFonts w:asciiTheme="majorHAnsi" w:eastAsiaTheme="majorEastAsia" w:hAnsiTheme="majorHAnsi" w:cstheme="majorBidi"/>
       <w:color w:val="2F5496" w:themeColor="accent1" w:themeShade="BF"/>
@@ -982,7 +982,7 @@
     <w:link w:val="Heading3"/>
     <w:uiPriority w:val="9"/>
     <w:semiHidden/>
-    <w:rsid w:val="00FE00EE"/>
+    <w:rsid w:val="00EC6F0F"/>
     <w:rPr>
       <w:rFonts w:eastAsiaTheme="majorEastAsia" w:cstheme="majorBidi"/>
       <w:color w:val="2F5496" w:themeColor="accent1" w:themeShade="BF"/>
@@ -996,7 +996,7 @@
     <w:link w:val="Heading4"/>
     <w:uiPriority w:val="9"/>
     <w:semiHidden/>
-    <w:rsid w:val="00FE00EE"/>
+    <w:rsid w:val="00EC6F0F"/>
     <w:rPr>
       <w:rFonts w:eastAsiaTheme="majorEastAsia" w:cstheme="majorBidi"/>
       <w:i/>
@@ -1010,7 +1010,7 @@
     <w:link w:val="Heading5"/>
     <w:uiPriority w:val="9"/>
     <w:semiHidden/>
-    <w:rsid w:val="00FE00EE"/>
+    <w:rsid w:val="00EC6F0F"/>
     <w:rPr>
       <w:rFonts w:eastAsiaTheme="majorEastAsia" w:cstheme="majorBidi"/>
       <w:color w:val="2F5496" w:themeColor="accent1" w:themeShade="BF"/>
@@ -1022,7 +1022,7 @@
     <w:link w:val="Heading6"/>
     <w:uiPriority w:val="9"/>
     <w:semiHidden/>
-    <w:rsid w:val="00FE00EE"/>
+    <w:rsid w:val="00EC6F0F"/>
     <w:rPr>
       <w:rFonts w:eastAsiaTheme="majorEastAsia" w:cstheme="majorBidi"/>
       <w:i/>
@@ -1036,7 +1036,7 @@
     <w:link w:val="Heading7"/>
     <w:uiPriority w:val="9"/>
     <w:semiHidden/>
-    <w:rsid w:val="00FE00EE"/>
+    <w:rsid w:val="00EC6F0F"/>
     <w:rPr>
       <w:rFonts w:eastAsiaTheme="majorEastAsia" w:cstheme="majorBidi"/>
       <w:color w:val="595959" w:themeColor="text1" w:themeTint="A6"/>
@@ -1048,7 +1048,7 @@
     <w:link w:val="Heading8"/>
     <w:uiPriority w:val="9"/>
     <w:semiHidden/>
-    <w:rsid w:val="00FE00EE"/>
+    <w:rsid w:val="00EC6F0F"/>
     <w:rPr>
       <w:rFonts w:eastAsiaTheme="majorEastAsia" w:cstheme="majorBidi"/>
       <w:i/>
@@ -1062,7 +1062,7 @@
     <w:link w:val="Heading9"/>
     <w:uiPriority w:val="9"/>
     <w:semiHidden/>
-    <w:rsid w:val="00FE00EE"/>
+    <w:rsid w:val="00EC6F0F"/>
     <w:rPr>
       <w:rFonts w:eastAsiaTheme="majorEastAsia" w:cstheme="majorBidi"/>
       <w:color w:val="272727" w:themeColor="text1" w:themeTint="D8"/>
@@ -1075,7 +1075,7 @@
     <w:link w:val="TitleChar"/>
     <w:uiPriority w:val="10"/>
     <w:qFormat/>
-    <w:rsid w:val="00FE00EE"/>
+    <w:rsid w:val="00EC6F0F"/>
     <w:pPr>
       <w:spacing w:after="80" w:line="240" w:lineRule="auto"/>
       <w:contextualSpacing/>
@@ -1093,7 +1093,7 @@
     <w:basedOn w:val="DefaultParagraphFont"/>
     <w:link w:val="Title"/>
     <w:uiPriority w:val="10"/>
-    <w:rsid w:val="00FE00EE"/>
+    <w:rsid w:val="00EC6F0F"/>
     <w:rPr>
       <w:rFonts w:asciiTheme="majorHAnsi" w:eastAsiaTheme="majorEastAsia" w:hAnsiTheme="majorHAnsi" w:cstheme="majorBidi"/>
       <w:spacing w:val="-10"/>
@@ -1109,7 +1109,7 @@
     <w:link w:val="SubtitleChar"/>
     <w:uiPriority w:val="11"/>
     <w:qFormat/>
-    <w:rsid w:val="00FE00EE"/>
+    <w:rsid w:val="00EC6F0F"/>
     <w:pPr>
       <w:numPr>
         <w:ilvl w:val="1"/>
@@ -1128,7 +1128,7 @@
     <w:basedOn w:val="DefaultParagraphFont"/>
     <w:link w:val="Subtitle"/>
     <w:uiPriority w:val="11"/>
-    <w:rsid w:val="00FE00EE"/>
+    <w:rsid w:val="00EC6F0F"/>
     <w:rPr>
       <w:rFonts w:eastAsiaTheme="majorEastAsia" w:cstheme="majorBidi"/>
       <w:color w:val="595959" w:themeColor="text1" w:themeTint="A6"/>
@@ -1144,7 +1144,7 @@
     <w:link w:val="QuoteChar"/>
     <w:uiPriority w:val="29"/>
     <w:qFormat/>
-    <w:rsid w:val="00FE00EE"/>
+    <w:rsid w:val="00EC6F0F"/>
     <w:pPr>
       <w:spacing w:before="160"/>
       <w:jc w:val="center"/>
@@ -1160,7 +1160,7 @@
     <w:basedOn w:val="DefaultParagraphFont"/>
     <w:link w:val="Quote"/>
     <w:uiPriority w:val="29"/>
-    <w:rsid w:val="00FE00EE"/>
+    <w:rsid w:val="00EC6F0F"/>
     <w:rPr>
       <w:i/>
       <w:iCs/>
@@ -1172,7 +1172,7 @@
     <w:basedOn w:val="Normal"/>
     <w:uiPriority w:val="34"/>
     <w:qFormat/>
-    <w:rsid w:val="00FE00EE"/>
+    <w:rsid w:val="00EC6F0F"/>
     <w:pPr>
       <w:ind w:left="720"/>
       <w:contextualSpacing/>
@@ -1183,7 +1183,7 @@
     <w:basedOn w:val="DefaultParagraphFont"/>
     <w:uiPriority w:val="21"/>
     <w:qFormat/>
-    <w:rsid w:val="00FE00EE"/>
+    <w:rsid w:val="00EC6F0F"/>
     <w:rPr>
       <w:i/>
       <w:iCs/>
@@ -1197,7 +1197,7 @@
     <w:link w:val="IntenseQuoteChar"/>
     <w:uiPriority w:val="30"/>
     <w:qFormat/>
-    <w:rsid w:val="00FE00EE"/>
+    <w:rsid w:val="00EC6F0F"/>
     <w:pPr>
       <w:pBdr>
         <w:top w:val="single" w:sz="4" w:space="10" w:color="2F5496" w:themeColor="accent1" w:themeShade="BF"/>
@@ -1218,7 +1218,7 @@
     <w:basedOn w:val="DefaultParagraphFont"/>
     <w:link w:val="IntenseQuote"/>
     <w:uiPriority w:val="30"/>
-    <w:rsid w:val="00FE00EE"/>
+    <w:rsid w:val="00EC6F0F"/>
     <w:rPr>
       <w:i/>
       <w:iCs/>
@@ -1230,7 +1230,7 @@
     <w:basedOn w:val="DefaultParagraphFont"/>
     <w:uiPriority w:val="32"/>
     <w:qFormat/>
-    <w:rsid w:val="00FE00EE"/>
+    <w:rsid w:val="00EC6F0F"/>
     <w:rPr>
       <w:b/>
       <w:bCs/>
@@ -1244,7 +1244,7 @@
     <w:basedOn w:val="DefaultParagraphFont"/>
     <w:uiPriority w:val="99"/>
     <w:semiHidden/>
-    <w:rsid w:val="00FE00EE"/>
+    <w:rsid w:val="00EC6F0F"/>
     <w:rPr>
       <w:color w:val="666666"/>
     </w:rPr>
@@ -1370,7 +1370,7 @@
           </c:val>
           <c:extLst>
             <c:ext xmlns:c16="http://schemas.microsoft.com/office/drawing/2014/chart" uri="{C3380CC4-5D6E-409C-BE32-E72D297353CC}">
-              <c16:uniqueId val="{00000000-06F6-4E41-B59E-CAA024C6FDEE}"/>
+              <c16:uniqueId val="{00000000-3D1B-4287-9731-A4F65BC10557}"/>
             </c:ext>
           </c:extLst>
         </c:ser>
@@ -1441,7 +1441,7 @@
           </c:val>
           <c:extLst>
             <c:ext xmlns:c16="http://schemas.microsoft.com/office/drawing/2014/chart" uri="{C3380CC4-5D6E-409C-BE32-E72D297353CC}">
-              <c16:uniqueId val="{00000001-06F6-4E41-B59E-CAA024C6FDEE}"/>
+              <c16:uniqueId val="{00000001-3D1B-4287-9731-A4F65BC10557}"/>
             </c:ext>
           </c:extLst>
         </c:ser>
@@ -1512,7 +1512,7 @@
           </c:val>
           <c:extLst>
             <c:ext xmlns:c16="http://schemas.microsoft.com/office/drawing/2014/chart" uri="{C3380CC4-5D6E-409C-BE32-E72D297353CC}">
-              <c16:uniqueId val="{00000002-06F6-4E41-B59E-CAA024C6FDEE}"/>
+              <c16:uniqueId val="{00000002-3D1B-4287-9731-A4F65BC10557}"/>
             </c:ext>
           </c:extLst>
         </c:ser>
@@ -1526,11 +1526,11 @@
         </c:dLbls>
         <c:gapWidth val="219"/>
         <c:overlap val="-27"/>
-        <c:axId val="1164047359"/>
-        <c:axId val="1116741839"/>
+        <c:axId val="975292399"/>
+        <c:axId val="1503750383"/>
       </c:barChart>
       <c:catAx>
-        <c:axId val="1164047359"/>
+        <c:axId val="975292399"/>
         <c:scaling>
           <c:orientation val="minMax"/>
         </c:scaling>
@@ -1573,7 +1573,7 @@
             <a:endParaRPr lang="en-US"/>
           </a:p>
         </c:txPr>
-        <c:crossAx val="1116741839"/>
+        <c:crossAx val="1503750383"/>
         <c:crosses val="autoZero"/>
         <c:auto val="1"/>
         <c:lblAlgn val="ctr"/>
@@ -1581,7 +1581,7 @@
         <c:noMultiLvlLbl val="0"/>
       </c:catAx>
       <c:valAx>
-        <c:axId val="1116741839"/>
+        <c:axId val="1503750383"/>
         <c:scaling>
           <c:orientation val="minMax"/>
         </c:scaling>
@@ -1632,7 +1632,7 @@
             <a:endParaRPr lang="en-US"/>
           </a:p>
         </c:txPr>
-        <c:crossAx val="1164047359"/>
+        <c:crossAx val="975292399"/>
         <c:crosses val="autoZero"/>
         <c:crossBetween val="between"/>
       </c:valAx>
@@ -3010,7 +3010,7 @@
 <file path=word/diagrams/data1.xml><?xml version="1.0" encoding="utf-8"?>
 <dgm:dataModel xmlns:dgm="http://schemas.openxmlformats.org/drawingml/2006/diagram" xmlns:a="http://schemas.openxmlformats.org/drawingml/2006/main">
   <dgm:ptLst>
-    <dgm:pt modelId="{2468C691-9627-4EB6-B3DB-5D28AA008F56}" type="doc">
+    <dgm:pt modelId="{AF7E3523-1E19-41EC-AF8A-F0016C49D21F}" type="doc">
       <dgm:prSet loTypeId="urn:microsoft.com/office/officeart/2005/8/layout/default" loCatId="list" qsTypeId="urn:microsoft.com/office/officeart/2005/8/quickstyle/simple1" qsCatId="simple" csTypeId="urn:microsoft.com/office/officeart/2005/8/colors/accent1_2" csCatId="accent1" phldr="0"/>
       <dgm:spPr/>
       <dgm:t>
@@ -3021,7 +3021,7 @@
         </a:p>
       </dgm:t>
     </dgm:pt>
-    <dgm:pt modelId="{30B5FE53-49E6-4623-BF35-85434647E2F8}">
+    <dgm:pt modelId="{2DEF3719-042F-448F-809D-AA6A85C4662C}">
       <dgm:prSet phldrT="[Text]" phldr="1"/>
       <dgm:spPr/>
       <dgm:t>
@@ -3032,7 +3032,7 @@
         </a:p>
       </dgm:t>
     </dgm:pt>
-    <dgm:pt modelId="{0AFEFA37-E1D9-4870-8EC6-185FA816B6BC}" type="parTrans" cxnId="{FB1733F2-97CC-4D0E-ACB5-7E6C5068032D}">
+    <dgm:pt modelId="{733ED646-17A9-4C0B-84BB-09D51FE389C1}" type="parTrans" cxnId="{124AE961-6FDE-4493-A058-488F7F58E4D5}">
       <dgm:prSet/>
       <dgm:spPr/>
       <dgm:t>
@@ -3043,7 +3043,7 @@
         </a:p>
       </dgm:t>
     </dgm:pt>
-    <dgm:pt modelId="{F4D47236-3F70-4A37-A409-9920CFAB385A}" type="sibTrans" cxnId="{FB1733F2-97CC-4D0E-ACB5-7E6C5068032D}">
+    <dgm:pt modelId="{D5D3C48F-3405-4047-A3B7-B860E07A6E9F}" type="sibTrans" cxnId="{124AE961-6FDE-4493-A058-488F7F58E4D5}">
       <dgm:prSet/>
       <dgm:spPr/>
       <dgm:t>
@@ -3054,7 +3054,7 @@
         </a:p>
       </dgm:t>
     </dgm:pt>
-    <dgm:pt modelId="{74719F5B-05EF-47CA-8F35-97875BB1C8CB}">
+    <dgm:pt modelId="{8900AA9F-8602-4F35-BF3C-A2962ADCD7D4}">
       <dgm:prSet phldrT="[Text]" phldr="1"/>
       <dgm:spPr/>
       <dgm:t>
@@ -3065,7 +3065,7 @@
         </a:p>
       </dgm:t>
     </dgm:pt>
-    <dgm:pt modelId="{546A5B15-ADCE-459D-9EC8-9BE637D1F331}" type="parTrans" cxnId="{0322630D-C044-4C35-B11B-F9FA565593CD}">
+    <dgm:pt modelId="{4626C1DC-99D4-4580-B63D-1806494D4F20}" type="parTrans" cxnId="{454E1B4A-A903-474D-875D-D700ED575CF6}">
       <dgm:prSet/>
       <dgm:spPr/>
       <dgm:t>
@@ -3076,7 +3076,7 @@
         </a:p>
       </dgm:t>
     </dgm:pt>
-    <dgm:pt modelId="{CD18074D-D674-4B60-A786-D4032025D44E}" type="sibTrans" cxnId="{0322630D-C044-4C35-B11B-F9FA565593CD}">
+    <dgm:pt modelId="{A4A60792-26F0-4418-8FE5-E32D0D80F91B}" type="sibTrans" cxnId="{454E1B4A-A903-474D-875D-D700ED575CF6}">
       <dgm:prSet/>
       <dgm:spPr/>
       <dgm:t>
@@ -3087,7 +3087,7 @@
         </a:p>
       </dgm:t>
     </dgm:pt>
-    <dgm:pt modelId="{21A8F17A-E882-4CC3-9C5A-0DA8EF7DAFA2}">
+    <dgm:pt modelId="{D51A3E9A-398B-4425-80B5-F715BA100BA7}">
       <dgm:prSet phldrT="[Text]" phldr="1"/>
       <dgm:spPr/>
       <dgm:t>
@@ -3098,7 +3098,7 @@
         </a:p>
       </dgm:t>
     </dgm:pt>
-    <dgm:pt modelId="{1114B3B8-41A3-43C4-BDA0-FD4D128F12FC}" type="parTrans" cxnId="{2822B0E7-78D7-46C4-A60F-D3B413D744AD}">
+    <dgm:pt modelId="{3896DC8A-6E27-4D84-91C6-13D7FF0A61FD}" type="parTrans" cxnId="{E9363B82-A9A7-4934-9253-ED698F66A191}">
       <dgm:prSet/>
       <dgm:spPr/>
       <dgm:t>
@@ -3109,7 +3109,7 @@
         </a:p>
       </dgm:t>
     </dgm:pt>
-    <dgm:pt modelId="{A97EE113-D4CA-4AB9-A3E5-1A2B1C4C18FB}" type="sibTrans" cxnId="{2822B0E7-78D7-46C4-A60F-D3B413D744AD}">
+    <dgm:pt modelId="{B990F8E1-DA64-4F63-B21C-01025BFC5298}" type="sibTrans" cxnId="{E9363B82-A9A7-4934-9253-ED698F66A191}">
       <dgm:prSet/>
       <dgm:spPr/>
       <dgm:t>
@@ -3120,7 +3120,7 @@
         </a:p>
       </dgm:t>
     </dgm:pt>
-    <dgm:pt modelId="{97C01FE7-EF2B-4822-BE34-D036F5B2EF36}">
+    <dgm:pt modelId="{B59C963B-EE38-4429-839F-7BE6230C5013}">
       <dgm:prSet phldrT="[Text]" phldr="1"/>
       <dgm:spPr/>
       <dgm:t>
@@ -3131,7 +3131,7 @@
         </a:p>
       </dgm:t>
     </dgm:pt>
-    <dgm:pt modelId="{3BE50489-F58D-42D2-AAF1-922193C71E0E}" type="parTrans" cxnId="{2F5DD314-58B9-4E87-B802-126841D4112C}">
+    <dgm:pt modelId="{8AE7EA14-A2BB-43B0-8A14-E3D1D843A5B6}" type="parTrans" cxnId="{6741FAB1-18BD-4467-88A0-8628582AC8A3}">
       <dgm:prSet/>
       <dgm:spPr/>
       <dgm:t>
@@ -3142,7 +3142,7 @@
         </a:p>
       </dgm:t>
     </dgm:pt>
-    <dgm:pt modelId="{CD5FAE56-4BB0-4EAE-90C7-7707C25DF9C8}" type="sibTrans" cxnId="{2F5DD314-58B9-4E87-B802-126841D4112C}">
+    <dgm:pt modelId="{870767D4-E3D5-4B40-A57A-F1602D559A52}" type="sibTrans" cxnId="{6741FAB1-18BD-4467-88A0-8628582AC8A3}">
       <dgm:prSet/>
       <dgm:spPr/>
       <dgm:t>
@@ -3153,7 +3153,7 @@
         </a:p>
       </dgm:t>
     </dgm:pt>
-    <dgm:pt modelId="{9B64E2E9-8D62-4CF5-A6FD-B50F62F3345B}">
+    <dgm:pt modelId="{9235A0CC-4E59-44BE-B96E-FA5D87934FA2}">
       <dgm:prSet phldrT="[Text]" phldr="1"/>
       <dgm:spPr/>
       <dgm:t>
@@ -3164,7 +3164,7 @@
         </a:p>
       </dgm:t>
     </dgm:pt>
-    <dgm:pt modelId="{2B9D9590-7648-467C-AD3F-7F5C190C0E20}" type="parTrans" cxnId="{B912AA58-F9B3-4ADC-B48B-D3417B7E9C07}">
+    <dgm:pt modelId="{DFBC186C-C005-4FD4-A9F7-2F12882F18CB}" type="parTrans" cxnId="{A76725E3-DA51-437F-82B9-94062940A295}">
       <dgm:prSet/>
       <dgm:spPr/>
       <dgm:t>
@@ -3175,7 +3175,7 @@
         </a:p>
       </dgm:t>
     </dgm:pt>
-    <dgm:pt modelId="{3DC7B698-6CBB-4E37-B937-00CA4050BBFA}" type="sibTrans" cxnId="{B912AA58-F9B3-4ADC-B48B-D3417B7E9C07}">
+    <dgm:pt modelId="{5418D840-BD96-4336-8C82-95E17B8CD995}" type="sibTrans" cxnId="{A76725E3-DA51-437F-82B9-94062940A295}">
       <dgm:prSet/>
       <dgm:spPr/>
       <dgm:t>
@@ -3186,8 +3186,8 @@
         </a:p>
       </dgm:t>
     </dgm:pt>
-    <dgm:pt modelId="{92685DC8-B9A6-40E6-AC18-309675BF7E88}" type="pres">
-      <dgm:prSet presAssocID="{2468C691-9627-4EB6-B3DB-5D28AA008F56}" presName="diagram" presStyleCnt="0">
+    <dgm:pt modelId="{C3C1F199-627C-44C6-85D8-CA8139C5EDE0}" type="pres">
+      <dgm:prSet presAssocID="{AF7E3523-1E19-41EC-AF8A-F0016C49D21F}" presName="diagram" presStyleCnt="0">
         <dgm:presLayoutVars>
           <dgm:dir/>
           <dgm:resizeHandles val="exact"/>
@@ -3195,56 +3195,56 @@
       </dgm:prSet>
       <dgm:spPr/>
     </dgm:pt>
-    <dgm:pt modelId="{59D00662-C9B5-47E1-A447-1D9ECCDF59B1}" type="pres">
-      <dgm:prSet presAssocID="{30B5FE53-49E6-4623-BF35-85434647E2F8}" presName="node" presStyleLbl="node1" presStyleIdx="0" presStyleCnt="5">
+    <dgm:pt modelId="{34A44135-F40C-4247-9E09-8C825A565256}" type="pres">
+      <dgm:prSet presAssocID="{2DEF3719-042F-448F-809D-AA6A85C4662C}" presName="node" presStyleLbl="node1" presStyleIdx="0" presStyleCnt="5">
         <dgm:presLayoutVars>
           <dgm:bulletEnabled val="1"/>
         </dgm:presLayoutVars>
       </dgm:prSet>
       <dgm:spPr/>
     </dgm:pt>
-    <dgm:pt modelId="{DDE09F3A-23AE-4E45-A268-EBBA38FE6CC5}" type="pres">
-      <dgm:prSet presAssocID="{F4D47236-3F70-4A37-A409-9920CFAB385A}" presName="sibTrans" presStyleCnt="0"/>
+    <dgm:pt modelId="{6685B554-566A-4D02-B428-5B62C4135B2F}" type="pres">
+      <dgm:prSet presAssocID="{D5D3C48F-3405-4047-A3B7-B860E07A6E9F}" presName="sibTrans" presStyleCnt="0"/>
       <dgm:spPr/>
     </dgm:pt>
-    <dgm:pt modelId="{41A20BBC-0D1A-43CF-960E-ABDC6E42CEC4}" type="pres">
-      <dgm:prSet presAssocID="{74719F5B-05EF-47CA-8F35-97875BB1C8CB}" presName="node" presStyleLbl="node1" presStyleIdx="1" presStyleCnt="5">
+    <dgm:pt modelId="{DF654D55-190E-4916-B7EB-A5A7BD20D5D1}" type="pres">
+      <dgm:prSet presAssocID="{8900AA9F-8602-4F35-BF3C-A2962ADCD7D4}" presName="node" presStyleLbl="node1" presStyleIdx="1" presStyleCnt="5">
         <dgm:presLayoutVars>
           <dgm:bulletEnabled val="1"/>
         </dgm:presLayoutVars>
       </dgm:prSet>
       <dgm:spPr/>
     </dgm:pt>
-    <dgm:pt modelId="{9AE2374A-8AF9-43E0-90D5-C5F3A609299D}" type="pres">
-      <dgm:prSet presAssocID="{CD18074D-D674-4B60-A786-D4032025D44E}" presName="sibTrans" presStyleCnt="0"/>
+    <dgm:pt modelId="{D2C5C59E-9599-4A0E-A6B8-40454CEC9484}" type="pres">
+      <dgm:prSet presAssocID="{A4A60792-26F0-4418-8FE5-E32D0D80F91B}" presName="sibTrans" presStyleCnt="0"/>
       <dgm:spPr/>
     </dgm:pt>
-    <dgm:pt modelId="{694EE13F-754E-43B9-A039-D73F293A4BE3}" type="pres">
-      <dgm:prSet presAssocID="{21A8F17A-E882-4CC3-9C5A-0DA8EF7DAFA2}" presName="node" presStyleLbl="node1" presStyleIdx="2" presStyleCnt="5">
+    <dgm:pt modelId="{5D0435E1-82E7-409F-8F49-45E8D919DA0B}" type="pres">
+      <dgm:prSet presAssocID="{D51A3E9A-398B-4425-80B5-F715BA100BA7}" presName="node" presStyleLbl="node1" presStyleIdx="2" presStyleCnt="5">
         <dgm:presLayoutVars>
           <dgm:bulletEnabled val="1"/>
         </dgm:presLayoutVars>
       </dgm:prSet>
       <dgm:spPr/>
     </dgm:pt>
-    <dgm:pt modelId="{1254633D-C763-433B-8608-19C58D305411}" type="pres">
-      <dgm:prSet presAssocID="{A97EE113-D4CA-4AB9-A3E5-1A2B1C4C18FB}" presName="sibTrans" presStyleCnt="0"/>
+    <dgm:pt modelId="{9B2BB33E-DC46-434E-BECA-F01F7030F1C2}" type="pres">
+      <dgm:prSet presAssocID="{B990F8E1-DA64-4F63-B21C-01025BFC5298}" presName="sibTrans" presStyleCnt="0"/>
       <dgm:spPr/>
     </dgm:pt>
-    <dgm:pt modelId="{C3A6FB85-6B5D-4354-B459-C8D700CFCD6F}" type="pres">
-      <dgm:prSet presAssocID="{97C01FE7-EF2B-4822-BE34-D036F5B2EF36}" presName="node" presStyleLbl="node1" presStyleIdx="3" presStyleCnt="5">
+    <dgm:pt modelId="{64DDC6BE-0199-4201-A22C-DBD980B529E7}" type="pres">
+      <dgm:prSet presAssocID="{B59C963B-EE38-4429-839F-7BE6230C5013}" presName="node" presStyleLbl="node1" presStyleIdx="3" presStyleCnt="5">
         <dgm:presLayoutVars>
           <dgm:bulletEnabled val="1"/>
         </dgm:presLayoutVars>
       </dgm:prSet>
       <dgm:spPr/>
     </dgm:pt>
-    <dgm:pt modelId="{60C046E4-3BF7-416B-BFF9-CC1BD0ABB979}" type="pres">
-      <dgm:prSet presAssocID="{CD5FAE56-4BB0-4EAE-90C7-7707C25DF9C8}" presName="sibTrans" presStyleCnt="0"/>
+    <dgm:pt modelId="{22F6FF91-8CF3-43E1-BAE7-50B13F90B12A}" type="pres">
+      <dgm:prSet presAssocID="{870767D4-E3D5-4B40-A57A-F1602D559A52}" presName="sibTrans" presStyleCnt="0"/>
       <dgm:spPr/>
     </dgm:pt>
-    <dgm:pt modelId="{44E03D2B-A96B-4F28-8257-5F1854B12216}" type="pres">
-      <dgm:prSet presAssocID="{9B64E2E9-8D62-4CF5-A6FD-B50F62F3345B}" presName="node" presStyleLbl="node1" presStyleIdx="4" presStyleCnt="5">
+    <dgm:pt modelId="{93B26720-5658-4ACF-B02E-184F692F4797}" type="pres">
+      <dgm:prSet presAssocID="{9235A0CC-4E59-44BE-B96E-FA5D87934FA2}" presName="node" presStyleLbl="node1" presStyleIdx="4" presStyleCnt="5">
         <dgm:presLayoutVars>
           <dgm:bulletEnabled val="1"/>
         </dgm:presLayoutVars>
@@ -3253,26 +3253,26 @@
     </dgm:pt>
   </dgm:ptLst>
   <dgm:cxnLst>
-    <dgm:cxn modelId="{85E2DC04-5D6D-4AA3-9D16-E18AC6032390}" type="presOf" srcId="{97C01FE7-EF2B-4822-BE34-D036F5B2EF36}" destId="{C3A6FB85-6B5D-4354-B459-C8D700CFCD6F}" srcOrd="0" destOrd="0" presId="urn:microsoft.com/office/officeart/2005/8/layout/default"/>
-    <dgm:cxn modelId="{0322630D-C044-4C35-B11B-F9FA565593CD}" srcId="{2468C691-9627-4EB6-B3DB-5D28AA008F56}" destId="{74719F5B-05EF-47CA-8F35-97875BB1C8CB}" srcOrd="1" destOrd="0" parTransId="{546A5B15-ADCE-459D-9EC8-9BE637D1F331}" sibTransId="{CD18074D-D674-4B60-A786-D4032025D44E}"/>
-    <dgm:cxn modelId="{45D2300F-AF97-42D8-8020-CB63347D93CF}" type="presOf" srcId="{9B64E2E9-8D62-4CF5-A6FD-B50F62F3345B}" destId="{44E03D2B-A96B-4F28-8257-5F1854B12216}" srcOrd="0" destOrd="0" presId="urn:microsoft.com/office/officeart/2005/8/layout/default"/>
-    <dgm:cxn modelId="{2F5DD314-58B9-4E87-B802-126841D4112C}" srcId="{2468C691-9627-4EB6-B3DB-5D28AA008F56}" destId="{97C01FE7-EF2B-4822-BE34-D036F5B2EF36}" srcOrd="3" destOrd="0" parTransId="{3BE50489-F58D-42D2-AAF1-922193C71E0E}" sibTransId="{CD5FAE56-4BB0-4EAE-90C7-7707C25DF9C8}"/>
-    <dgm:cxn modelId="{03357D17-3755-48A1-9390-21902147069F}" type="presOf" srcId="{30B5FE53-49E6-4623-BF35-85434647E2F8}" destId="{59D00662-C9B5-47E1-A447-1D9ECCDF59B1}" srcOrd="0" destOrd="0" presId="urn:microsoft.com/office/officeart/2005/8/layout/default"/>
-    <dgm:cxn modelId="{2DD96528-F1C0-48C1-906B-D6D9C852BF4F}" type="presOf" srcId="{2468C691-9627-4EB6-B3DB-5D28AA008F56}" destId="{92685DC8-B9A6-40E6-AC18-309675BF7E88}" srcOrd="0" destOrd="0" presId="urn:microsoft.com/office/officeart/2005/8/layout/default"/>
-    <dgm:cxn modelId="{B912AA58-F9B3-4ADC-B48B-D3417B7E9C07}" srcId="{2468C691-9627-4EB6-B3DB-5D28AA008F56}" destId="{9B64E2E9-8D62-4CF5-A6FD-B50F62F3345B}" srcOrd="4" destOrd="0" parTransId="{2B9D9590-7648-467C-AD3F-7F5C190C0E20}" sibTransId="{3DC7B698-6CBB-4E37-B937-00CA4050BBFA}"/>
-    <dgm:cxn modelId="{A284D658-970C-44D7-A70F-4B867AE1D137}" type="presOf" srcId="{74719F5B-05EF-47CA-8F35-97875BB1C8CB}" destId="{41A20BBC-0D1A-43CF-960E-ABDC6E42CEC4}" srcOrd="0" destOrd="0" presId="urn:microsoft.com/office/officeart/2005/8/layout/default"/>
-    <dgm:cxn modelId="{9D7ACDC8-9E8E-43C4-97EB-3BDD988A09E7}" type="presOf" srcId="{21A8F17A-E882-4CC3-9C5A-0DA8EF7DAFA2}" destId="{694EE13F-754E-43B9-A039-D73F293A4BE3}" srcOrd="0" destOrd="0" presId="urn:microsoft.com/office/officeart/2005/8/layout/default"/>
-    <dgm:cxn modelId="{2822B0E7-78D7-46C4-A60F-D3B413D744AD}" srcId="{2468C691-9627-4EB6-B3DB-5D28AA008F56}" destId="{21A8F17A-E882-4CC3-9C5A-0DA8EF7DAFA2}" srcOrd="2" destOrd="0" parTransId="{1114B3B8-41A3-43C4-BDA0-FD4D128F12FC}" sibTransId="{A97EE113-D4CA-4AB9-A3E5-1A2B1C4C18FB}"/>
-    <dgm:cxn modelId="{FB1733F2-97CC-4D0E-ACB5-7E6C5068032D}" srcId="{2468C691-9627-4EB6-B3DB-5D28AA008F56}" destId="{30B5FE53-49E6-4623-BF35-85434647E2F8}" srcOrd="0" destOrd="0" parTransId="{0AFEFA37-E1D9-4870-8EC6-185FA816B6BC}" sibTransId="{F4D47236-3F70-4A37-A409-9920CFAB385A}"/>
-    <dgm:cxn modelId="{2EB2892A-02D9-4C13-BB48-D0F061A23858}" type="presParOf" srcId="{92685DC8-B9A6-40E6-AC18-309675BF7E88}" destId="{59D00662-C9B5-47E1-A447-1D9ECCDF59B1}" srcOrd="0" destOrd="0" presId="urn:microsoft.com/office/officeart/2005/8/layout/default"/>
-    <dgm:cxn modelId="{7826451D-E93D-4C40-8F4D-2979780DDF8F}" type="presParOf" srcId="{92685DC8-B9A6-40E6-AC18-309675BF7E88}" destId="{DDE09F3A-23AE-4E45-A268-EBBA38FE6CC5}" srcOrd="1" destOrd="0" presId="urn:microsoft.com/office/officeart/2005/8/layout/default"/>
-    <dgm:cxn modelId="{69DBCEB5-8799-4FDF-B6B4-C49B37CCC782}" type="presParOf" srcId="{92685DC8-B9A6-40E6-AC18-309675BF7E88}" destId="{41A20BBC-0D1A-43CF-960E-ABDC6E42CEC4}" srcOrd="2" destOrd="0" presId="urn:microsoft.com/office/officeart/2005/8/layout/default"/>
-    <dgm:cxn modelId="{F34CEBC3-19A1-4803-89A4-CEEA29542571}" type="presParOf" srcId="{92685DC8-B9A6-40E6-AC18-309675BF7E88}" destId="{9AE2374A-8AF9-43E0-90D5-C5F3A609299D}" srcOrd="3" destOrd="0" presId="urn:microsoft.com/office/officeart/2005/8/layout/default"/>
-    <dgm:cxn modelId="{B363B2D0-2B85-4713-BD86-6D226ABE5F75}" type="presParOf" srcId="{92685DC8-B9A6-40E6-AC18-309675BF7E88}" destId="{694EE13F-754E-43B9-A039-D73F293A4BE3}" srcOrd="4" destOrd="0" presId="urn:microsoft.com/office/officeart/2005/8/layout/default"/>
-    <dgm:cxn modelId="{C5173C37-ACEC-41C8-AEB7-0AB390537698}" type="presParOf" srcId="{92685DC8-B9A6-40E6-AC18-309675BF7E88}" destId="{1254633D-C763-433B-8608-19C58D305411}" srcOrd="5" destOrd="0" presId="urn:microsoft.com/office/officeart/2005/8/layout/default"/>
-    <dgm:cxn modelId="{E4F41EC2-F62A-4359-8AE6-3FAC3D23B00F}" type="presParOf" srcId="{92685DC8-B9A6-40E6-AC18-309675BF7E88}" destId="{C3A6FB85-6B5D-4354-B459-C8D700CFCD6F}" srcOrd="6" destOrd="0" presId="urn:microsoft.com/office/officeart/2005/8/layout/default"/>
-    <dgm:cxn modelId="{4B7D02FF-8845-4087-B417-9242739EFB6A}" type="presParOf" srcId="{92685DC8-B9A6-40E6-AC18-309675BF7E88}" destId="{60C046E4-3BF7-416B-BFF9-CC1BD0ABB979}" srcOrd="7" destOrd="0" presId="urn:microsoft.com/office/officeart/2005/8/layout/default"/>
-    <dgm:cxn modelId="{B0E380BA-35BA-4771-AF3F-25ED4EC49CAB}" type="presParOf" srcId="{92685DC8-B9A6-40E6-AC18-309675BF7E88}" destId="{44E03D2B-A96B-4F28-8257-5F1854B12216}" srcOrd="8" destOrd="0" presId="urn:microsoft.com/office/officeart/2005/8/layout/default"/>
+    <dgm:cxn modelId="{B7E12561-8A97-48F1-942F-F81EE95FBF19}" type="presOf" srcId="{8900AA9F-8602-4F35-BF3C-A2962ADCD7D4}" destId="{DF654D55-190E-4916-B7EB-A5A7BD20D5D1}" srcOrd="0" destOrd="0" presId="urn:microsoft.com/office/officeart/2005/8/layout/default"/>
+    <dgm:cxn modelId="{124AE961-6FDE-4493-A058-488F7F58E4D5}" srcId="{AF7E3523-1E19-41EC-AF8A-F0016C49D21F}" destId="{2DEF3719-042F-448F-809D-AA6A85C4662C}" srcOrd="0" destOrd="0" parTransId="{733ED646-17A9-4C0B-84BB-09D51FE389C1}" sibTransId="{D5D3C48F-3405-4047-A3B7-B860E07A6E9F}"/>
+    <dgm:cxn modelId="{6781A942-89FA-4DEA-8131-59B99AC0FB87}" type="presOf" srcId="{9235A0CC-4E59-44BE-B96E-FA5D87934FA2}" destId="{93B26720-5658-4ACF-B02E-184F692F4797}" srcOrd="0" destOrd="0" presId="urn:microsoft.com/office/officeart/2005/8/layout/default"/>
+    <dgm:cxn modelId="{57F64765-F37E-43C4-B0F8-4AAD20A67541}" type="presOf" srcId="{B59C963B-EE38-4429-839F-7BE6230C5013}" destId="{64DDC6BE-0199-4201-A22C-DBD980B529E7}" srcOrd="0" destOrd="0" presId="urn:microsoft.com/office/officeart/2005/8/layout/default"/>
+    <dgm:cxn modelId="{454E1B4A-A903-474D-875D-D700ED575CF6}" srcId="{AF7E3523-1E19-41EC-AF8A-F0016C49D21F}" destId="{8900AA9F-8602-4F35-BF3C-A2962ADCD7D4}" srcOrd="1" destOrd="0" parTransId="{4626C1DC-99D4-4580-B63D-1806494D4F20}" sibTransId="{A4A60792-26F0-4418-8FE5-E32D0D80F91B}"/>
+    <dgm:cxn modelId="{E9363B82-A9A7-4934-9253-ED698F66A191}" srcId="{AF7E3523-1E19-41EC-AF8A-F0016C49D21F}" destId="{D51A3E9A-398B-4425-80B5-F715BA100BA7}" srcOrd="2" destOrd="0" parTransId="{3896DC8A-6E27-4D84-91C6-13D7FF0A61FD}" sibTransId="{B990F8E1-DA64-4F63-B21C-01025BFC5298}"/>
+    <dgm:cxn modelId="{7AF5D28B-23CE-41DA-BC06-EA4A0E31FFEA}" type="presOf" srcId="{2DEF3719-042F-448F-809D-AA6A85C4662C}" destId="{34A44135-F40C-4247-9E09-8C825A565256}" srcOrd="0" destOrd="0" presId="urn:microsoft.com/office/officeart/2005/8/layout/default"/>
+    <dgm:cxn modelId="{8E6691A9-6850-44E9-970D-54ED6ABCAD7B}" type="presOf" srcId="{D51A3E9A-398B-4425-80B5-F715BA100BA7}" destId="{5D0435E1-82E7-409F-8F49-45E8D919DA0B}" srcOrd="0" destOrd="0" presId="urn:microsoft.com/office/officeart/2005/8/layout/default"/>
+    <dgm:cxn modelId="{6741FAB1-18BD-4467-88A0-8628582AC8A3}" srcId="{AF7E3523-1E19-41EC-AF8A-F0016C49D21F}" destId="{B59C963B-EE38-4429-839F-7BE6230C5013}" srcOrd="3" destOrd="0" parTransId="{8AE7EA14-A2BB-43B0-8A14-E3D1D843A5B6}" sibTransId="{870767D4-E3D5-4B40-A57A-F1602D559A52}"/>
+    <dgm:cxn modelId="{A76725E3-DA51-437F-82B9-94062940A295}" srcId="{AF7E3523-1E19-41EC-AF8A-F0016C49D21F}" destId="{9235A0CC-4E59-44BE-B96E-FA5D87934FA2}" srcOrd="4" destOrd="0" parTransId="{DFBC186C-C005-4FD4-A9F7-2F12882F18CB}" sibTransId="{5418D840-BD96-4336-8C82-95E17B8CD995}"/>
+    <dgm:cxn modelId="{891B7AE7-E6E8-4148-96D6-87F845B457D4}" type="presOf" srcId="{AF7E3523-1E19-41EC-AF8A-F0016C49D21F}" destId="{C3C1F199-627C-44C6-85D8-CA8139C5EDE0}" srcOrd="0" destOrd="0" presId="urn:microsoft.com/office/officeart/2005/8/layout/default"/>
+    <dgm:cxn modelId="{4CA2DA39-0FD5-4904-B5C4-14449601CAE8}" type="presParOf" srcId="{C3C1F199-627C-44C6-85D8-CA8139C5EDE0}" destId="{34A44135-F40C-4247-9E09-8C825A565256}" srcOrd="0" destOrd="0" presId="urn:microsoft.com/office/officeart/2005/8/layout/default"/>
+    <dgm:cxn modelId="{7DD9DF94-F95F-4448-BFA5-E7B2B98E1FFC}" type="presParOf" srcId="{C3C1F199-627C-44C6-85D8-CA8139C5EDE0}" destId="{6685B554-566A-4D02-B428-5B62C4135B2F}" srcOrd="1" destOrd="0" presId="urn:microsoft.com/office/officeart/2005/8/layout/default"/>
+    <dgm:cxn modelId="{DD2A35E6-E0F9-48B0-B88A-383BA74D1701}" type="presParOf" srcId="{C3C1F199-627C-44C6-85D8-CA8139C5EDE0}" destId="{DF654D55-190E-4916-B7EB-A5A7BD20D5D1}" srcOrd="2" destOrd="0" presId="urn:microsoft.com/office/officeart/2005/8/layout/default"/>
+    <dgm:cxn modelId="{83F60B49-9FAF-4C10-BDE1-7757A52F8A7E}" type="presParOf" srcId="{C3C1F199-627C-44C6-85D8-CA8139C5EDE0}" destId="{D2C5C59E-9599-4A0E-A6B8-40454CEC9484}" srcOrd="3" destOrd="0" presId="urn:microsoft.com/office/officeart/2005/8/layout/default"/>
+    <dgm:cxn modelId="{0505857A-1349-480C-B035-D48301301CB8}" type="presParOf" srcId="{C3C1F199-627C-44C6-85D8-CA8139C5EDE0}" destId="{5D0435E1-82E7-409F-8F49-45E8D919DA0B}" srcOrd="4" destOrd="0" presId="urn:microsoft.com/office/officeart/2005/8/layout/default"/>
+    <dgm:cxn modelId="{5E8734A6-661C-4738-8039-D11E66F3D098}" type="presParOf" srcId="{C3C1F199-627C-44C6-85D8-CA8139C5EDE0}" destId="{9B2BB33E-DC46-434E-BECA-F01F7030F1C2}" srcOrd="5" destOrd="0" presId="urn:microsoft.com/office/officeart/2005/8/layout/default"/>
+    <dgm:cxn modelId="{214814D5-D0B7-40E6-A30C-D55D173C1FC5}" type="presParOf" srcId="{C3C1F199-627C-44C6-85D8-CA8139C5EDE0}" destId="{64DDC6BE-0199-4201-A22C-DBD980B529E7}" srcOrd="6" destOrd="0" presId="urn:microsoft.com/office/officeart/2005/8/layout/default"/>
+    <dgm:cxn modelId="{AC746D40-C9A4-4BB7-9A0C-85E74E71A2CA}" type="presParOf" srcId="{C3C1F199-627C-44C6-85D8-CA8139C5EDE0}" destId="{22F6FF91-8CF3-43E1-BAE7-50B13F90B12A}" srcOrd="7" destOrd="0" presId="urn:microsoft.com/office/officeart/2005/8/layout/default"/>
+    <dgm:cxn modelId="{DBDF6F7D-D7EB-47C8-8CE2-E1629B18DD7D}" type="presParOf" srcId="{C3C1F199-627C-44C6-85D8-CA8139C5EDE0}" destId="{93B26720-5658-4ACF-B02E-184F692F4797}" srcOrd="8" destOrd="0" presId="urn:microsoft.com/office/officeart/2005/8/layout/default"/>
   </dgm:cxnLst>
   <dgm:bg/>
   <dgm:whole/>
@@ -3292,7 +3292,7 @@
       <dsp:cNvGrpSpPr/>
     </dsp:nvGrpSpPr>
     <dsp:grpSpPr/>
-    <dsp:sp modelId="{59D00662-C9B5-47E1-A447-1D9ECCDF59B1}">
+    <dsp:sp modelId="{34A44135-F40C-4247-9E09-8C825A565256}">
       <dsp:nvSpPr>
         <dsp:cNvPr id="0" name=""/>
         <dsp:cNvSpPr/>
@@ -3367,7 +3367,7 @@
         <a:ext cx="1714499" cy="1028700"/>
       </dsp:txXfrm>
     </dsp:sp>
-    <dsp:sp modelId="{41A20BBC-0D1A-43CF-960E-ABDC6E42CEC4}">
+    <dsp:sp modelId="{DF654D55-190E-4916-B7EB-A5A7BD20D5D1}">
       <dsp:nvSpPr>
         <dsp:cNvPr id="0" name=""/>
         <dsp:cNvSpPr/>
@@ -3442,7 +3442,7 @@
         <a:ext cx="1714499" cy="1028700"/>
       </dsp:txXfrm>
     </dsp:sp>
-    <dsp:sp modelId="{694EE13F-754E-43B9-A039-D73F293A4BE3}">
+    <dsp:sp modelId="{5D0435E1-82E7-409F-8F49-45E8D919DA0B}">
       <dsp:nvSpPr>
         <dsp:cNvPr id="0" name=""/>
         <dsp:cNvSpPr/>
@@ -3517,7 +3517,7 @@
         <a:ext cx="1714499" cy="1028700"/>
       </dsp:txXfrm>
     </dsp:sp>
-    <dsp:sp modelId="{C3A6FB85-6B5D-4354-B459-C8D700CFCD6F}">
+    <dsp:sp modelId="{64DDC6BE-0199-4201-A22C-DBD980B529E7}">
       <dsp:nvSpPr>
         <dsp:cNvPr id="0" name=""/>
         <dsp:cNvSpPr/>
@@ -3592,7 +3592,7 @@
         <a:ext cx="1714499" cy="1028700"/>
       </dsp:txXfrm>
     </dsp:sp>
-    <dsp:sp modelId="{44E03D2B-A96B-4F28-8257-5F1854B12216}">
+    <dsp:sp modelId="{93B26720-5658-4ACF-B02E-184F692F4797}">
       <dsp:nvSpPr>
         <dsp:cNvPr id="0" name=""/>
         <dsp:cNvSpPr/>
@@ -4868,7 +4868,7 @@
         <w:behaviors>
           <w:behavior w:val="content"/>
         </w:behaviors>
-        <w:guid w:val="{18B7B1B8-38CD-4ED6-B7FD-BB7A16F7A128}"/>
+        <w:guid w:val="{3FECAF1F-F391-40A1-8D45-EA6047AF74EF}"/>
       </w:docPartPr>
       <w:docPartBody>
         <w:p>
@@ -4933,10 +4933,10 @@
     <w:compatSetting w:name="useWord2013TrackBottomHyphenation" w:uri="http://schemas.microsoft.com/office/word" w:val="0"/>
   </w:compat>
   <w:rsids>
-    <w:rsidRoot w:val="007D1175"/>
-    <w:rsid w:val="007D1175"/>
-    <w:rsid w:val="009034BB"/>
-    <w:rsid w:val="00C57417"/>
+    <w:rsidRoot w:val="000A62D4"/>
+    <w:rsid w:val="000A62D4"/>
+    <w:rsid w:val="00455B5B"/>
+    <w:rsid w:val="00AE3312"/>
   </w:rsids>
   <m:mathPr>
     <m:mathFont m:val="Cambria Math"/>
@@ -5392,7 +5392,7 @@
     <w:basedOn w:val="DefaultParagraphFont"/>
     <w:uiPriority w:val="99"/>
     <w:semiHidden/>
-    <w:rsid w:val="007D1175"/>
+    <w:rsid w:val="000A62D4"/>
     <w:rPr>
       <w:color w:val="666666"/>
     </w:rPr>

--- a/tests/corpus/07_rich_objects.docx
+++ b/tests/corpus/07_rich_objects.docx
@@ -106,7 +106,7 @@
         <mc:AlternateContent>
           <mc:Choice Requires="wps">
             <w:drawing>
-              <wp:anchor distT="0" distB="0" distL="114300" distR="114300" simplePos="0" relativeHeight="251660288" behindDoc="0" locked="0" layoutInCell="1" allowOverlap="1" wp14:anchorId="233E4521" wp14:editId="2342A525">
+              <wp:anchor distT="0" distB="0" distL="114300" distR="114300" simplePos="0" relativeHeight="251660288" behindDoc="0" locked="0" layoutInCell="1" allowOverlap="1" wp14:anchorId="3035A3E0" wp14:editId="721410E2">
                 <wp:simplePos x="0" y="0"/>
                 <wp:positionH relativeFrom="column">
                   <wp:posOffset>355600</wp:posOffset>
@@ -117,7 +117,7 @@
                 <wp:extent cx="1016000" cy="635000"/>
                 <wp:effectExtent l="0" t="0" r="12700" b="12700"/>
                 <wp:wrapNone/>
-                <wp:docPr id="1829258313" name="Oval 2"/>
+                <wp:docPr id="641310029" name="Oval 2"/>
                 <wp:cNvGraphicFramePr/>
                 <a:graphic xmlns:a="http://schemas.openxmlformats.org/drawingml/2006/main">
                   <a:graphicData uri="http://schemas.microsoft.com/office/word/2010/wordprocessingShape">
@@ -162,7 +162,7 @@
           </mc:Choice>
           <mc:Fallback>
             <w:pict>
-              <v:oval w14:anchorId="5CAEA084" id="Oval 2" o:spid="_x0000_s1026" style="position:absolute;margin-left:28pt;margin-top:94.65pt;width:80pt;height:50pt;z-index:251660288;visibility:visible;mso-wrap-style:square;mso-wrap-distance-left:9pt;mso-wrap-distance-top:0;mso-wrap-distance-right:9pt;mso-wrap-distance-bottom:0;mso-position-horizontal:absolute;mso-position-horizontal-relative:text;mso-position-vertical:absolute;mso-position-vertical-relative:text;v-text-anchor:middle" o:gfxdata="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" fillcolor="#4472c4 [3204]" strokecolor="#09101d [484]" strokeweight="1pt">
+              <v:oval w14:anchorId="6E9F0C64" id="Oval 2" o:spid="_x0000_s1026" style="position:absolute;margin-left:28pt;margin-top:94.65pt;width:80pt;height:50pt;z-index:251660288;visibility:visible;mso-wrap-style:square;mso-wrap-distance-left:9pt;mso-wrap-distance-top:0;mso-wrap-distance-right:9pt;mso-wrap-distance-bottom:0;mso-position-horizontal:absolute;mso-position-horizontal-relative:text;mso-position-vertical:absolute;mso-position-vertical-relative:text;v-text-anchor:middle" o:gfxdata="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" fillcolor="#4472c4 [3204]" strokecolor="#09101d [484]" strokeweight="1pt">
                 <v:stroke joinstyle="miter"/>
               </v:oval>
             </w:pict>
@@ -176,7 +176,7 @@
         <mc:AlternateContent>
           <mc:Choice Requires="wps">
             <w:drawing>
-              <wp:anchor distT="0" distB="0" distL="114300" distR="114300" simplePos="0" relativeHeight="251659264" behindDoc="0" locked="0" layoutInCell="1" allowOverlap="1" wp14:anchorId="2E556C97" wp14:editId="02223267">
+              <wp:anchor distT="0" distB="0" distL="114300" distR="114300" simplePos="0" relativeHeight="251659264" behindDoc="0" locked="0" layoutInCell="1" allowOverlap="1" wp14:anchorId="280EA3F4" wp14:editId="2AB6C08F">
                 <wp:simplePos x="0" y="0"/>
                 <wp:positionH relativeFrom="column">
                   <wp:posOffset>2895600</wp:posOffset>
@@ -187,7 +187,7 @@
                 <wp:extent cx="1905000" cy="762000"/>
                 <wp:effectExtent l="0" t="0" r="19050" b="19050"/>
                 <wp:wrapNone/>
-                <wp:docPr id="1137758321" name="Text Box 1"/>
+                <wp:docPr id="999598728" name="Text Box 1"/>
                 <wp:cNvGraphicFramePr/>
                 <a:graphic xmlns:a="http://schemas.openxmlformats.org/drawingml/2006/main">
                   <a:graphicData uri="http://schemas.microsoft.com/office/word/2010/wordprocessingShape">
@@ -231,7 +231,7 @@
           </mc:Choice>
           <mc:Fallback>
             <w:pict>
-              <v:shapetype w14:anchorId="2E556C97" id="_x0000_t202" coordsize="21600,21600" o:spt="202" path="m,l,21600r21600,l21600,xe">
+              <v:shapetype w14:anchorId="280EA3F4" id="_x0000_t202" coordsize="21600,21600" o:spt="202" path="m,l,21600r21600,l21600,xe">
                 <v:stroke joinstyle="miter"/>
                 <v:path gradientshapeok="t" o:connecttype="rect"/>
               </v:shapetype>
@@ -256,10 +256,10 @@
           <w:noProof/>
         </w:rPr>
         <w:drawing>
-          <wp:inline distT="0" distB="0" distL="0" distR="0" wp14:anchorId="6FB30ACA" wp14:editId="42B1EBB5">
+          <wp:inline distT="0" distB="0" distL="0" distR="0" wp14:anchorId="77EAA481" wp14:editId="7FB5E9D0">
             <wp:extent cx="5486400" cy="3200400"/>
             <wp:effectExtent l="0" t="0" r="0" b="0"/>
-            <wp:docPr id="1874030922" name="Chart 3"/>
+            <wp:docPr id="55258087" name="Chart 3"/>
             <wp:cNvGraphicFramePr/>
             <a:graphic xmlns:a="http://schemas.openxmlformats.org/drawingml/2006/main">
               <a:graphicData uri="http://schemas.openxmlformats.org/drawingml/2006/chart">
@@ -276,10 +276,10 @@
           <w:noProof/>
         </w:rPr>
         <w:drawing>
-          <wp:inline distT="0" distB="0" distL="0" distR="0" wp14:anchorId="23D36DFF" wp14:editId="17C87592">
+          <wp:inline distT="0" distB="0" distL="0" distR="0" wp14:anchorId="66488E51" wp14:editId="7D55090A">
             <wp:extent cx="5486400" cy="3200400"/>
             <wp:effectExtent l="38100" t="0" r="57150" b="0"/>
-            <wp:docPr id="1662454698" name="Diagram 4"/>
+            <wp:docPr id="1428236853" name="Diagram 4"/>
             <wp:cNvGraphicFramePr/>
             <a:graphic xmlns:a="http://schemas.openxmlformats.org/drawingml/2006/main">
               <a:graphicData uri="http://schemas.openxmlformats.org/drawingml/2006/diagram">
@@ -292,7 +292,7 @@
     </w:p>
     <w:sdt>
       <w:sdtPr>
-        <w:id w:val="-795833550"/>
+        <w:id w:val="-1117526944"/>
         <w:placeholder>
           <w:docPart w:val="DefaultPlaceholder_-1854013440"/>
         </w:placeholder>
@@ -730,7 +730,7 @@
     <w:link w:val="Heading1Char"/>
     <w:uiPriority w:val="9"/>
     <w:qFormat/>
-    <w:rsid w:val="00EC6F0F"/>
+    <w:rsid w:val="00C208ED"/>
     <w:pPr>
       <w:keepNext/>
       <w:keepLines/>
@@ -753,7 +753,7 @@
     <w:semiHidden/>
     <w:unhideWhenUsed/>
     <w:qFormat/>
-    <w:rsid w:val="00EC6F0F"/>
+    <w:rsid w:val="00C208ED"/>
     <w:pPr>
       <w:keepNext/>
       <w:keepLines/>
@@ -776,7 +776,7 @@
     <w:semiHidden/>
     <w:unhideWhenUsed/>
     <w:qFormat/>
-    <w:rsid w:val="00EC6F0F"/>
+    <w:rsid w:val="00C208ED"/>
     <w:pPr>
       <w:keepNext/>
       <w:keepLines/>
@@ -799,7 +799,7 @@
     <w:semiHidden/>
     <w:unhideWhenUsed/>
     <w:qFormat/>
-    <w:rsid w:val="00EC6F0F"/>
+    <w:rsid w:val="00C208ED"/>
     <w:pPr>
       <w:keepNext/>
       <w:keepLines/>
@@ -822,7 +822,7 @@
     <w:semiHidden/>
     <w:unhideWhenUsed/>
     <w:qFormat/>
-    <w:rsid w:val="00EC6F0F"/>
+    <w:rsid w:val="00C208ED"/>
     <w:pPr>
       <w:keepNext/>
       <w:keepLines/>
@@ -843,7 +843,7 @@
     <w:semiHidden/>
     <w:unhideWhenUsed/>
     <w:qFormat/>
-    <w:rsid w:val="00EC6F0F"/>
+    <w:rsid w:val="00C208ED"/>
     <w:pPr>
       <w:keepNext/>
       <w:keepLines/>
@@ -866,7 +866,7 @@
     <w:semiHidden/>
     <w:unhideWhenUsed/>
     <w:qFormat/>
-    <w:rsid w:val="00EC6F0F"/>
+    <w:rsid w:val="00C208ED"/>
     <w:pPr>
       <w:keepNext/>
       <w:keepLines/>
@@ -887,7 +887,7 @@
     <w:semiHidden/>
     <w:unhideWhenUsed/>
     <w:qFormat/>
-    <w:rsid w:val="00EC6F0F"/>
+    <w:rsid w:val="00C208ED"/>
     <w:pPr>
       <w:keepNext/>
       <w:keepLines/>
@@ -910,7 +910,7 @@
     <w:semiHidden/>
     <w:unhideWhenUsed/>
     <w:qFormat/>
-    <w:rsid w:val="00EC6F0F"/>
+    <w:rsid w:val="00C208ED"/>
     <w:pPr>
       <w:keepNext/>
       <w:keepLines/>
@@ -954,7 +954,7 @@
     <w:basedOn w:val="DefaultParagraphFont"/>
     <w:link w:val="Heading1"/>
     <w:uiPriority w:val="9"/>
-    <w:rsid w:val="00EC6F0F"/>
+    <w:rsid w:val="00C208ED"/>
     <w:rPr>
       <w:rFonts w:asciiTheme="majorHAnsi" w:eastAsiaTheme="majorEastAsia" w:hAnsiTheme="majorHAnsi" w:cstheme="majorBidi"/>
       <w:color w:val="2F5496" w:themeColor="accent1" w:themeShade="BF"/>
@@ -968,7 +968,7 @@
     <w:link w:val="Heading2"/>
     <w:uiPriority w:val="9"/>
     <w:semiHidden/>
-    <w:rsid w:val="00EC6F0F"/>
+    <w:rsid w:val="00C208ED"/>
     <w:rPr>
       <w:rFonts w:asciiTheme="majorHAnsi" w:eastAsiaTheme="majorEastAsia" w:hAnsiTheme="majorHAnsi" w:cstheme="majorBidi"/>
       <w:color w:val="2F5496" w:themeColor="accent1" w:themeShade="BF"/>
@@ -982,7 +982,7 @@
     <w:link w:val="Heading3"/>
     <w:uiPriority w:val="9"/>
     <w:semiHidden/>
-    <w:rsid w:val="00EC6F0F"/>
+    <w:rsid w:val="00C208ED"/>
     <w:rPr>
       <w:rFonts w:eastAsiaTheme="majorEastAsia" w:cstheme="majorBidi"/>
       <w:color w:val="2F5496" w:themeColor="accent1" w:themeShade="BF"/>
@@ -996,7 +996,7 @@
     <w:link w:val="Heading4"/>
     <w:uiPriority w:val="9"/>
     <w:semiHidden/>
-    <w:rsid w:val="00EC6F0F"/>
+    <w:rsid w:val="00C208ED"/>
     <w:rPr>
       <w:rFonts w:eastAsiaTheme="majorEastAsia" w:cstheme="majorBidi"/>
       <w:i/>
@@ -1010,7 +1010,7 @@
     <w:link w:val="Heading5"/>
     <w:uiPriority w:val="9"/>
     <w:semiHidden/>
-    <w:rsid w:val="00EC6F0F"/>
+    <w:rsid w:val="00C208ED"/>
     <w:rPr>
       <w:rFonts w:eastAsiaTheme="majorEastAsia" w:cstheme="majorBidi"/>
       <w:color w:val="2F5496" w:themeColor="accent1" w:themeShade="BF"/>
@@ -1022,7 +1022,7 @@
     <w:link w:val="Heading6"/>
     <w:uiPriority w:val="9"/>
     <w:semiHidden/>
-    <w:rsid w:val="00EC6F0F"/>
+    <w:rsid w:val="00C208ED"/>
     <w:rPr>
       <w:rFonts w:eastAsiaTheme="majorEastAsia" w:cstheme="majorBidi"/>
       <w:i/>
@@ -1036,7 +1036,7 @@
     <w:link w:val="Heading7"/>
     <w:uiPriority w:val="9"/>
     <w:semiHidden/>
-    <w:rsid w:val="00EC6F0F"/>
+    <w:rsid w:val="00C208ED"/>
     <w:rPr>
       <w:rFonts w:eastAsiaTheme="majorEastAsia" w:cstheme="majorBidi"/>
       <w:color w:val="595959" w:themeColor="text1" w:themeTint="A6"/>
@@ -1048,7 +1048,7 @@
     <w:link w:val="Heading8"/>
     <w:uiPriority w:val="9"/>
     <w:semiHidden/>
-    <w:rsid w:val="00EC6F0F"/>
+    <w:rsid w:val="00C208ED"/>
     <w:rPr>
       <w:rFonts w:eastAsiaTheme="majorEastAsia" w:cstheme="majorBidi"/>
       <w:i/>
@@ -1062,7 +1062,7 @@
     <w:link w:val="Heading9"/>
     <w:uiPriority w:val="9"/>
     <w:semiHidden/>
-    <w:rsid w:val="00EC6F0F"/>
+    <w:rsid w:val="00C208ED"/>
     <w:rPr>
       <w:rFonts w:eastAsiaTheme="majorEastAsia" w:cstheme="majorBidi"/>
       <w:color w:val="272727" w:themeColor="text1" w:themeTint="D8"/>
@@ -1075,7 +1075,7 @@
     <w:link w:val="TitleChar"/>
     <w:uiPriority w:val="10"/>
     <w:qFormat/>
-    <w:rsid w:val="00EC6F0F"/>
+    <w:rsid w:val="00C208ED"/>
     <w:pPr>
       <w:spacing w:after="80" w:line="240" w:lineRule="auto"/>
       <w:contextualSpacing/>
@@ -1093,7 +1093,7 @@
     <w:basedOn w:val="DefaultParagraphFont"/>
     <w:link w:val="Title"/>
     <w:uiPriority w:val="10"/>
-    <w:rsid w:val="00EC6F0F"/>
+    <w:rsid w:val="00C208ED"/>
     <w:rPr>
       <w:rFonts w:asciiTheme="majorHAnsi" w:eastAsiaTheme="majorEastAsia" w:hAnsiTheme="majorHAnsi" w:cstheme="majorBidi"/>
       <w:spacing w:val="-10"/>
@@ -1109,7 +1109,7 @@
     <w:link w:val="SubtitleChar"/>
     <w:uiPriority w:val="11"/>
     <w:qFormat/>
-    <w:rsid w:val="00EC6F0F"/>
+    <w:rsid w:val="00C208ED"/>
     <w:pPr>
       <w:numPr>
         <w:ilvl w:val="1"/>
@@ -1128,7 +1128,7 @@
     <w:basedOn w:val="DefaultParagraphFont"/>
     <w:link w:val="Subtitle"/>
     <w:uiPriority w:val="11"/>
-    <w:rsid w:val="00EC6F0F"/>
+    <w:rsid w:val="00C208ED"/>
     <w:rPr>
       <w:rFonts w:eastAsiaTheme="majorEastAsia" w:cstheme="majorBidi"/>
       <w:color w:val="595959" w:themeColor="text1" w:themeTint="A6"/>
@@ -1144,7 +1144,7 @@
     <w:link w:val="QuoteChar"/>
     <w:uiPriority w:val="29"/>
     <w:qFormat/>
-    <w:rsid w:val="00EC6F0F"/>
+    <w:rsid w:val="00C208ED"/>
     <w:pPr>
       <w:spacing w:before="160"/>
       <w:jc w:val="center"/>
@@ -1160,7 +1160,7 @@
     <w:basedOn w:val="DefaultParagraphFont"/>
     <w:link w:val="Quote"/>
     <w:uiPriority w:val="29"/>
-    <w:rsid w:val="00EC6F0F"/>
+    <w:rsid w:val="00C208ED"/>
     <w:rPr>
       <w:i/>
       <w:iCs/>
@@ -1172,7 +1172,7 @@
     <w:basedOn w:val="Normal"/>
     <w:uiPriority w:val="34"/>
     <w:qFormat/>
-    <w:rsid w:val="00EC6F0F"/>
+    <w:rsid w:val="00C208ED"/>
     <w:pPr>
       <w:ind w:left="720"/>
       <w:contextualSpacing/>
@@ -1183,7 +1183,7 @@
     <w:basedOn w:val="DefaultParagraphFont"/>
     <w:uiPriority w:val="21"/>
     <w:qFormat/>
-    <w:rsid w:val="00EC6F0F"/>
+    <w:rsid w:val="00C208ED"/>
     <w:rPr>
       <w:i/>
       <w:iCs/>
@@ -1197,7 +1197,7 @@
     <w:link w:val="IntenseQuoteChar"/>
     <w:uiPriority w:val="30"/>
     <w:qFormat/>
-    <w:rsid w:val="00EC6F0F"/>
+    <w:rsid w:val="00C208ED"/>
     <w:pPr>
       <w:pBdr>
         <w:top w:val="single" w:sz="4" w:space="10" w:color="2F5496" w:themeColor="accent1" w:themeShade="BF"/>
@@ -1218,7 +1218,7 @@
     <w:basedOn w:val="DefaultParagraphFont"/>
     <w:link w:val="IntenseQuote"/>
     <w:uiPriority w:val="30"/>
-    <w:rsid w:val="00EC6F0F"/>
+    <w:rsid w:val="00C208ED"/>
     <w:rPr>
       <w:i/>
       <w:iCs/>
@@ -1230,7 +1230,7 @@
     <w:basedOn w:val="DefaultParagraphFont"/>
     <w:uiPriority w:val="32"/>
     <w:qFormat/>
-    <w:rsid w:val="00EC6F0F"/>
+    <w:rsid w:val="00C208ED"/>
     <w:rPr>
       <w:b/>
       <w:bCs/>
@@ -1244,7 +1244,7 @@
     <w:basedOn w:val="DefaultParagraphFont"/>
     <w:uiPriority w:val="99"/>
     <w:semiHidden/>
-    <w:rsid w:val="00EC6F0F"/>
+    <w:rsid w:val="00C208ED"/>
     <w:rPr>
       <w:color w:val="666666"/>
     </w:rPr>
@@ -1370,7 +1370,7 @@
           </c:val>
           <c:extLst>
             <c:ext xmlns:c16="http://schemas.microsoft.com/office/drawing/2014/chart" uri="{C3380CC4-5D6E-409C-BE32-E72D297353CC}">
-              <c16:uniqueId val="{00000000-3D1B-4287-9731-A4F65BC10557}"/>
+              <c16:uniqueId val="{00000000-30AC-4D76-A6D0-631B09B100F2}"/>
             </c:ext>
           </c:extLst>
         </c:ser>
@@ -1441,7 +1441,7 @@
           </c:val>
           <c:extLst>
             <c:ext xmlns:c16="http://schemas.microsoft.com/office/drawing/2014/chart" uri="{C3380CC4-5D6E-409C-BE32-E72D297353CC}">
-              <c16:uniqueId val="{00000001-3D1B-4287-9731-A4F65BC10557}"/>
+              <c16:uniqueId val="{00000001-30AC-4D76-A6D0-631B09B100F2}"/>
             </c:ext>
           </c:extLst>
         </c:ser>
@@ -1512,7 +1512,7 @@
           </c:val>
           <c:extLst>
             <c:ext xmlns:c16="http://schemas.microsoft.com/office/drawing/2014/chart" uri="{C3380CC4-5D6E-409C-BE32-E72D297353CC}">
-              <c16:uniqueId val="{00000002-3D1B-4287-9731-A4F65BC10557}"/>
+              <c16:uniqueId val="{00000002-30AC-4D76-A6D0-631B09B100F2}"/>
             </c:ext>
           </c:extLst>
         </c:ser>
@@ -1526,11 +1526,11 @@
         </c:dLbls>
         <c:gapWidth val="219"/>
         <c:overlap val="-27"/>
-        <c:axId val="975292399"/>
-        <c:axId val="1503750383"/>
+        <c:axId val="492295167"/>
+        <c:axId val="394718223"/>
       </c:barChart>
       <c:catAx>
-        <c:axId val="975292399"/>
+        <c:axId val="492295167"/>
         <c:scaling>
           <c:orientation val="minMax"/>
         </c:scaling>
@@ -1573,7 +1573,7 @@
             <a:endParaRPr lang="en-US"/>
           </a:p>
         </c:txPr>
-        <c:crossAx val="1503750383"/>
+        <c:crossAx val="394718223"/>
         <c:crosses val="autoZero"/>
         <c:auto val="1"/>
         <c:lblAlgn val="ctr"/>
@@ -1581,7 +1581,7 @@
         <c:noMultiLvlLbl val="0"/>
       </c:catAx>
       <c:valAx>
-        <c:axId val="1503750383"/>
+        <c:axId val="394718223"/>
         <c:scaling>
           <c:orientation val="minMax"/>
         </c:scaling>
@@ -1632,7 +1632,7 @@
             <a:endParaRPr lang="en-US"/>
           </a:p>
         </c:txPr>
-        <c:crossAx val="975292399"/>
+        <c:crossAx val="492295167"/>
         <c:crosses val="autoZero"/>
         <c:crossBetween val="between"/>
       </c:valAx>
@@ -3010,7 +3010,7 @@
 <file path=word/diagrams/data1.xml><?xml version="1.0" encoding="utf-8"?>
 <dgm:dataModel xmlns:dgm="http://schemas.openxmlformats.org/drawingml/2006/diagram" xmlns:a="http://schemas.openxmlformats.org/drawingml/2006/main">
   <dgm:ptLst>
-    <dgm:pt modelId="{AF7E3523-1E19-41EC-AF8A-F0016C49D21F}" type="doc">
+    <dgm:pt modelId="{9F6C3B69-BF06-4683-8E11-C817B06B0841}" type="doc">
       <dgm:prSet loTypeId="urn:microsoft.com/office/officeart/2005/8/layout/default" loCatId="list" qsTypeId="urn:microsoft.com/office/officeart/2005/8/quickstyle/simple1" qsCatId="simple" csTypeId="urn:microsoft.com/office/officeart/2005/8/colors/accent1_2" csCatId="accent1" phldr="0"/>
       <dgm:spPr/>
       <dgm:t>
@@ -3021,7 +3021,7 @@
         </a:p>
       </dgm:t>
     </dgm:pt>
-    <dgm:pt modelId="{2DEF3719-042F-448F-809D-AA6A85C4662C}">
+    <dgm:pt modelId="{13DE270A-5331-4A96-ABAB-AA368A3FDA1C}">
       <dgm:prSet phldrT="[Text]" phldr="1"/>
       <dgm:spPr/>
       <dgm:t>
@@ -3032,7 +3032,7 @@
         </a:p>
       </dgm:t>
     </dgm:pt>
-    <dgm:pt modelId="{733ED646-17A9-4C0B-84BB-09D51FE389C1}" type="parTrans" cxnId="{124AE961-6FDE-4493-A058-488F7F58E4D5}">
+    <dgm:pt modelId="{15644C06-9022-4D4A-9682-C24E6FFB3AA4}" type="parTrans" cxnId="{E6A35CBB-3C70-4EA8-9D2E-3F8A3DC1CF88}">
       <dgm:prSet/>
       <dgm:spPr/>
       <dgm:t>
@@ -3043,7 +3043,7 @@
         </a:p>
       </dgm:t>
     </dgm:pt>
-    <dgm:pt modelId="{D5D3C48F-3405-4047-A3B7-B860E07A6E9F}" type="sibTrans" cxnId="{124AE961-6FDE-4493-A058-488F7F58E4D5}">
+    <dgm:pt modelId="{9B721346-D178-4113-9C90-47D12BEC2435}" type="sibTrans" cxnId="{E6A35CBB-3C70-4EA8-9D2E-3F8A3DC1CF88}">
       <dgm:prSet/>
       <dgm:spPr/>
       <dgm:t>
@@ -3054,7 +3054,7 @@
         </a:p>
       </dgm:t>
     </dgm:pt>
-    <dgm:pt modelId="{8900AA9F-8602-4F35-BF3C-A2962ADCD7D4}">
+    <dgm:pt modelId="{5F5792D5-32AD-4D42-B900-E2900525ECFF}">
       <dgm:prSet phldrT="[Text]" phldr="1"/>
       <dgm:spPr/>
       <dgm:t>
@@ -3065,7 +3065,7 @@
         </a:p>
       </dgm:t>
     </dgm:pt>
-    <dgm:pt modelId="{4626C1DC-99D4-4580-B63D-1806494D4F20}" type="parTrans" cxnId="{454E1B4A-A903-474D-875D-D700ED575CF6}">
+    <dgm:pt modelId="{82F0F288-818F-4CCA-95EB-FB50A602D7CF}" type="parTrans" cxnId="{B65063C9-FFCE-4ED2-AF57-4F429E53E28E}">
       <dgm:prSet/>
       <dgm:spPr/>
       <dgm:t>
@@ -3076,7 +3076,7 @@
         </a:p>
       </dgm:t>
     </dgm:pt>
-    <dgm:pt modelId="{A4A60792-26F0-4418-8FE5-E32D0D80F91B}" type="sibTrans" cxnId="{454E1B4A-A903-474D-875D-D700ED575CF6}">
+    <dgm:pt modelId="{0475FED2-9C58-4882-802E-DB99240E0F3B}" type="sibTrans" cxnId="{B65063C9-FFCE-4ED2-AF57-4F429E53E28E}">
       <dgm:prSet/>
       <dgm:spPr/>
       <dgm:t>
@@ -3087,7 +3087,7 @@
         </a:p>
       </dgm:t>
     </dgm:pt>
-    <dgm:pt modelId="{D51A3E9A-398B-4425-80B5-F715BA100BA7}">
+    <dgm:pt modelId="{FA3884DA-1CC5-4E40-9FFD-BD99075B762D}">
       <dgm:prSet phldrT="[Text]" phldr="1"/>
       <dgm:spPr/>
       <dgm:t>
@@ -3098,7 +3098,7 @@
         </a:p>
       </dgm:t>
     </dgm:pt>
-    <dgm:pt modelId="{3896DC8A-6E27-4D84-91C6-13D7FF0A61FD}" type="parTrans" cxnId="{E9363B82-A9A7-4934-9253-ED698F66A191}">
+    <dgm:pt modelId="{366D22C6-BEAD-4E37-A863-93BD72C00BBE}" type="parTrans" cxnId="{99B18CFB-B0D7-408B-9A41-BF3B9C945B09}">
       <dgm:prSet/>
       <dgm:spPr/>
       <dgm:t>
@@ -3109,7 +3109,7 @@
         </a:p>
       </dgm:t>
     </dgm:pt>
-    <dgm:pt modelId="{B990F8E1-DA64-4F63-B21C-01025BFC5298}" type="sibTrans" cxnId="{E9363B82-A9A7-4934-9253-ED698F66A191}">
+    <dgm:pt modelId="{2122F800-B3B7-473D-9BC4-543BBB9971C8}" type="sibTrans" cxnId="{99B18CFB-B0D7-408B-9A41-BF3B9C945B09}">
       <dgm:prSet/>
       <dgm:spPr/>
       <dgm:t>
@@ -3120,7 +3120,7 @@
         </a:p>
       </dgm:t>
     </dgm:pt>
-    <dgm:pt modelId="{B59C963B-EE38-4429-839F-7BE6230C5013}">
+    <dgm:pt modelId="{BF303C15-3B11-4C15-AB46-08977D584FCB}">
       <dgm:prSet phldrT="[Text]" phldr="1"/>
       <dgm:spPr/>
       <dgm:t>
@@ -3131,7 +3131,7 @@
         </a:p>
       </dgm:t>
     </dgm:pt>
-    <dgm:pt modelId="{8AE7EA14-A2BB-43B0-8A14-E3D1D843A5B6}" type="parTrans" cxnId="{6741FAB1-18BD-4467-88A0-8628582AC8A3}">
+    <dgm:pt modelId="{D31D21CD-B336-4581-BD68-0F2DCF4E476B}" type="parTrans" cxnId="{45BB8D2A-2ED0-4763-886C-C7FFC16A9278}">
       <dgm:prSet/>
       <dgm:spPr/>
       <dgm:t>
@@ -3142,7 +3142,7 @@
         </a:p>
       </dgm:t>
     </dgm:pt>
-    <dgm:pt modelId="{870767D4-E3D5-4B40-A57A-F1602D559A52}" type="sibTrans" cxnId="{6741FAB1-18BD-4467-88A0-8628582AC8A3}">
+    <dgm:pt modelId="{6A77B399-8538-4903-A490-C64958EE2280}" type="sibTrans" cxnId="{45BB8D2A-2ED0-4763-886C-C7FFC16A9278}">
       <dgm:prSet/>
       <dgm:spPr/>
       <dgm:t>
@@ -3153,7 +3153,7 @@
         </a:p>
       </dgm:t>
     </dgm:pt>
-    <dgm:pt modelId="{9235A0CC-4E59-44BE-B96E-FA5D87934FA2}">
+    <dgm:pt modelId="{66633B55-FA06-48E2-B42D-9427D0A1B6A9}">
       <dgm:prSet phldrT="[Text]" phldr="1"/>
       <dgm:spPr/>
       <dgm:t>
@@ -3164,7 +3164,7 @@
         </a:p>
       </dgm:t>
     </dgm:pt>
-    <dgm:pt modelId="{DFBC186C-C005-4FD4-A9F7-2F12882F18CB}" type="parTrans" cxnId="{A76725E3-DA51-437F-82B9-94062940A295}">
+    <dgm:pt modelId="{85410218-7B39-4E60-9111-4BDF7CDC5A8F}" type="parTrans" cxnId="{425A40B1-91A0-4B59-88D5-73E4128A0B38}">
       <dgm:prSet/>
       <dgm:spPr/>
       <dgm:t>
@@ -3175,7 +3175,7 @@
         </a:p>
       </dgm:t>
     </dgm:pt>
-    <dgm:pt modelId="{5418D840-BD96-4336-8C82-95E17B8CD995}" type="sibTrans" cxnId="{A76725E3-DA51-437F-82B9-94062940A295}">
+    <dgm:pt modelId="{987521E2-8306-4963-B07E-5F21279EED9A}" type="sibTrans" cxnId="{425A40B1-91A0-4B59-88D5-73E4128A0B38}">
       <dgm:prSet/>
       <dgm:spPr/>
       <dgm:t>
@@ -3186,8 +3186,8 @@
         </a:p>
       </dgm:t>
     </dgm:pt>
-    <dgm:pt modelId="{C3C1F199-627C-44C6-85D8-CA8139C5EDE0}" type="pres">
-      <dgm:prSet presAssocID="{AF7E3523-1E19-41EC-AF8A-F0016C49D21F}" presName="diagram" presStyleCnt="0">
+    <dgm:pt modelId="{23947E40-5748-4414-9D87-E9E2B3AAFBDE}" type="pres">
+      <dgm:prSet presAssocID="{9F6C3B69-BF06-4683-8E11-C817B06B0841}" presName="diagram" presStyleCnt="0">
         <dgm:presLayoutVars>
           <dgm:dir/>
           <dgm:resizeHandles val="exact"/>
@@ -3195,56 +3195,56 @@
       </dgm:prSet>
       <dgm:spPr/>
     </dgm:pt>
-    <dgm:pt modelId="{34A44135-F40C-4247-9E09-8C825A565256}" type="pres">
-      <dgm:prSet presAssocID="{2DEF3719-042F-448F-809D-AA6A85C4662C}" presName="node" presStyleLbl="node1" presStyleIdx="0" presStyleCnt="5">
+    <dgm:pt modelId="{98D3A8D9-C823-46E1-B20F-5C99BA4F5B06}" type="pres">
+      <dgm:prSet presAssocID="{13DE270A-5331-4A96-ABAB-AA368A3FDA1C}" presName="node" presStyleLbl="node1" presStyleIdx="0" presStyleCnt="5">
         <dgm:presLayoutVars>
           <dgm:bulletEnabled val="1"/>
         </dgm:presLayoutVars>
       </dgm:prSet>
       <dgm:spPr/>
     </dgm:pt>
-    <dgm:pt modelId="{6685B554-566A-4D02-B428-5B62C4135B2F}" type="pres">
-      <dgm:prSet presAssocID="{D5D3C48F-3405-4047-A3B7-B860E07A6E9F}" presName="sibTrans" presStyleCnt="0"/>
+    <dgm:pt modelId="{58A8C127-2F0E-46D6-A0B9-9F2198122873}" type="pres">
+      <dgm:prSet presAssocID="{9B721346-D178-4113-9C90-47D12BEC2435}" presName="sibTrans" presStyleCnt="0"/>
       <dgm:spPr/>
     </dgm:pt>
-    <dgm:pt modelId="{DF654D55-190E-4916-B7EB-A5A7BD20D5D1}" type="pres">
-      <dgm:prSet presAssocID="{8900AA9F-8602-4F35-BF3C-A2962ADCD7D4}" presName="node" presStyleLbl="node1" presStyleIdx="1" presStyleCnt="5">
+    <dgm:pt modelId="{A7C8FF8D-81D1-4A00-9F95-645B07778316}" type="pres">
+      <dgm:prSet presAssocID="{5F5792D5-32AD-4D42-B900-E2900525ECFF}" presName="node" presStyleLbl="node1" presStyleIdx="1" presStyleCnt="5">
         <dgm:presLayoutVars>
           <dgm:bulletEnabled val="1"/>
         </dgm:presLayoutVars>
       </dgm:prSet>
       <dgm:spPr/>
     </dgm:pt>
-    <dgm:pt modelId="{D2C5C59E-9599-4A0E-A6B8-40454CEC9484}" type="pres">
-      <dgm:prSet presAssocID="{A4A60792-26F0-4418-8FE5-E32D0D80F91B}" presName="sibTrans" presStyleCnt="0"/>
+    <dgm:pt modelId="{9B5CE14A-B497-46E4-942D-DECA24E4BBBE}" type="pres">
+      <dgm:prSet presAssocID="{0475FED2-9C58-4882-802E-DB99240E0F3B}" presName="sibTrans" presStyleCnt="0"/>
       <dgm:spPr/>
     </dgm:pt>
-    <dgm:pt modelId="{5D0435E1-82E7-409F-8F49-45E8D919DA0B}" type="pres">
-      <dgm:prSet presAssocID="{D51A3E9A-398B-4425-80B5-F715BA100BA7}" presName="node" presStyleLbl="node1" presStyleIdx="2" presStyleCnt="5">
+    <dgm:pt modelId="{15CCC337-9644-4B7A-9980-DC4F4ED4172A}" type="pres">
+      <dgm:prSet presAssocID="{FA3884DA-1CC5-4E40-9FFD-BD99075B762D}" presName="node" presStyleLbl="node1" presStyleIdx="2" presStyleCnt="5">
         <dgm:presLayoutVars>
           <dgm:bulletEnabled val="1"/>
         </dgm:presLayoutVars>
       </dgm:prSet>
       <dgm:spPr/>
     </dgm:pt>
-    <dgm:pt modelId="{9B2BB33E-DC46-434E-BECA-F01F7030F1C2}" type="pres">
-      <dgm:prSet presAssocID="{B990F8E1-DA64-4F63-B21C-01025BFC5298}" presName="sibTrans" presStyleCnt="0"/>
+    <dgm:pt modelId="{262A0947-B993-429E-9167-9D02F7B765D6}" type="pres">
+      <dgm:prSet presAssocID="{2122F800-B3B7-473D-9BC4-543BBB9971C8}" presName="sibTrans" presStyleCnt="0"/>
       <dgm:spPr/>
     </dgm:pt>
-    <dgm:pt modelId="{64DDC6BE-0199-4201-A22C-DBD980B529E7}" type="pres">
-      <dgm:prSet presAssocID="{B59C963B-EE38-4429-839F-7BE6230C5013}" presName="node" presStyleLbl="node1" presStyleIdx="3" presStyleCnt="5">
+    <dgm:pt modelId="{5F977267-3D9E-4FB0-BCC3-FB9E77454C85}" type="pres">
+      <dgm:prSet presAssocID="{BF303C15-3B11-4C15-AB46-08977D584FCB}" presName="node" presStyleLbl="node1" presStyleIdx="3" presStyleCnt="5">
         <dgm:presLayoutVars>
           <dgm:bulletEnabled val="1"/>
         </dgm:presLayoutVars>
       </dgm:prSet>
       <dgm:spPr/>
     </dgm:pt>
-    <dgm:pt modelId="{22F6FF91-8CF3-43E1-BAE7-50B13F90B12A}" type="pres">
-      <dgm:prSet presAssocID="{870767D4-E3D5-4B40-A57A-F1602D559A52}" presName="sibTrans" presStyleCnt="0"/>
+    <dgm:pt modelId="{8073A591-0F1D-48F4-BB88-FDBD7315B349}" type="pres">
+      <dgm:prSet presAssocID="{6A77B399-8538-4903-A490-C64958EE2280}" presName="sibTrans" presStyleCnt="0"/>
       <dgm:spPr/>
     </dgm:pt>
-    <dgm:pt modelId="{93B26720-5658-4ACF-B02E-184F692F4797}" type="pres">
-      <dgm:prSet presAssocID="{9235A0CC-4E59-44BE-B96E-FA5D87934FA2}" presName="node" presStyleLbl="node1" presStyleIdx="4" presStyleCnt="5">
+    <dgm:pt modelId="{2B5A7971-BD71-4FF8-A039-364875811FAD}" type="pres">
+      <dgm:prSet presAssocID="{66633B55-FA06-48E2-B42D-9427D0A1B6A9}" presName="node" presStyleLbl="node1" presStyleIdx="4" presStyleCnt="5">
         <dgm:presLayoutVars>
           <dgm:bulletEnabled val="1"/>
         </dgm:presLayoutVars>
@@ -3253,26 +3253,26 @@
     </dgm:pt>
   </dgm:ptLst>
   <dgm:cxnLst>
-    <dgm:cxn modelId="{B7E12561-8A97-48F1-942F-F81EE95FBF19}" type="presOf" srcId="{8900AA9F-8602-4F35-BF3C-A2962ADCD7D4}" destId="{DF654D55-190E-4916-B7EB-A5A7BD20D5D1}" srcOrd="0" destOrd="0" presId="urn:microsoft.com/office/officeart/2005/8/layout/default"/>
-    <dgm:cxn modelId="{124AE961-6FDE-4493-A058-488F7F58E4D5}" srcId="{AF7E3523-1E19-41EC-AF8A-F0016C49D21F}" destId="{2DEF3719-042F-448F-809D-AA6A85C4662C}" srcOrd="0" destOrd="0" parTransId="{733ED646-17A9-4C0B-84BB-09D51FE389C1}" sibTransId="{D5D3C48F-3405-4047-A3B7-B860E07A6E9F}"/>
-    <dgm:cxn modelId="{6781A942-89FA-4DEA-8131-59B99AC0FB87}" type="presOf" srcId="{9235A0CC-4E59-44BE-B96E-FA5D87934FA2}" destId="{93B26720-5658-4ACF-B02E-184F692F4797}" srcOrd="0" destOrd="0" presId="urn:microsoft.com/office/officeart/2005/8/layout/default"/>
-    <dgm:cxn modelId="{57F64765-F37E-43C4-B0F8-4AAD20A67541}" type="presOf" srcId="{B59C963B-EE38-4429-839F-7BE6230C5013}" destId="{64DDC6BE-0199-4201-A22C-DBD980B529E7}" srcOrd="0" destOrd="0" presId="urn:microsoft.com/office/officeart/2005/8/layout/default"/>
-    <dgm:cxn modelId="{454E1B4A-A903-474D-875D-D700ED575CF6}" srcId="{AF7E3523-1E19-41EC-AF8A-F0016C49D21F}" destId="{8900AA9F-8602-4F35-BF3C-A2962ADCD7D4}" srcOrd="1" destOrd="0" parTransId="{4626C1DC-99D4-4580-B63D-1806494D4F20}" sibTransId="{A4A60792-26F0-4418-8FE5-E32D0D80F91B}"/>
-    <dgm:cxn modelId="{E9363B82-A9A7-4934-9253-ED698F66A191}" srcId="{AF7E3523-1E19-41EC-AF8A-F0016C49D21F}" destId="{D51A3E9A-398B-4425-80B5-F715BA100BA7}" srcOrd="2" destOrd="0" parTransId="{3896DC8A-6E27-4D84-91C6-13D7FF0A61FD}" sibTransId="{B990F8E1-DA64-4F63-B21C-01025BFC5298}"/>
-    <dgm:cxn modelId="{7AF5D28B-23CE-41DA-BC06-EA4A0E31FFEA}" type="presOf" srcId="{2DEF3719-042F-448F-809D-AA6A85C4662C}" destId="{34A44135-F40C-4247-9E09-8C825A565256}" srcOrd="0" destOrd="0" presId="urn:microsoft.com/office/officeart/2005/8/layout/default"/>
-    <dgm:cxn modelId="{8E6691A9-6850-44E9-970D-54ED6ABCAD7B}" type="presOf" srcId="{D51A3E9A-398B-4425-80B5-F715BA100BA7}" destId="{5D0435E1-82E7-409F-8F49-45E8D919DA0B}" srcOrd="0" destOrd="0" presId="urn:microsoft.com/office/officeart/2005/8/layout/default"/>
-    <dgm:cxn modelId="{6741FAB1-18BD-4467-88A0-8628582AC8A3}" srcId="{AF7E3523-1E19-41EC-AF8A-F0016C49D21F}" destId="{B59C963B-EE38-4429-839F-7BE6230C5013}" srcOrd="3" destOrd="0" parTransId="{8AE7EA14-A2BB-43B0-8A14-E3D1D843A5B6}" sibTransId="{870767D4-E3D5-4B40-A57A-F1602D559A52}"/>
-    <dgm:cxn modelId="{A76725E3-DA51-437F-82B9-94062940A295}" srcId="{AF7E3523-1E19-41EC-AF8A-F0016C49D21F}" destId="{9235A0CC-4E59-44BE-B96E-FA5D87934FA2}" srcOrd="4" destOrd="0" parTransId="{DFBC186C-C005-4FD4-A9F7-2F12882F18CB}" sibTransId="{5418D840-BD96-4336-8C82-95E17B8CD995}"/>
-    <dgm:cxn modelId="{891B7AE7-E6E8-4148-96D6-87F845B457D4}" type="presOf" srcId="{AF7E3523-1E19-41EC-AF8A-F0016C49D21F}" destId="{C3C1F199-627C-44C6-85D8-CA8139C5EDE0}" srcOrd="0" destOrd="0" presId="urn:microsoft.com/office/officeart/2005/8/layout/default"/>
-    <dgm:cxn modelId="{4CA2DA39-0FD5-4904-B5C4-14449601CAE8}" type="presParOf" srcId="{C3C1F199-627C-44C6-85D8-CA8139C5EDE0}" destId="{34A44135-F40C-4247-9E09-8C825A565256}" srcOrd="0" destOrd="0" presId="urn:microsoft.com/office/officeart/2005/8/layout/default"/>
-    <dgm:cxn modelId="{7DD9DF94-F95F-4448-BFA5-E7B2B98E1FFC}" type="presParOf" srcId="{C3C1F199-627C-44C6-85D8-CA8139C5EDE0}" destId="{6685B554-566A-4D02-B428-5B62C4135B2F}" srcOrd="1" destOrd="0" presId="urn:microsoft.com/office/officeart/2005/8/layout/default"/>
-    <dgm:cxn modelId="{DD2A35E6-E0F9-48B0-B88A-383BA74D1701}" type="presParOf" srcId="{C3C1F199-627C-44C6-85D8-CA8139C5EDE0}" destId="{DF654D55-190E-4916-B7EB-A5A7BD20D5D1}" srcOrd="2" destOrd="0" presId="urn:microsoft.com/office/officeart/2005/8/layout/default"/>
-    <dgm:cxn modelId="{83F60B49-9FAF-4C10-BDE1-7757A52F8A7E}" type="presParOf" srcId="{C3C1F199-627C-44C6-85D8-CA8139C5EDE0}" destId="{D2C5C59E-9599-4A0E-A6B8-40454CEC9484}" srcOrd="3" destOrd="0" presId="urn:microsoft.com/office/officeart/2005/8/layout/default"/>
-    <dgm:cxn modelId="{0505857A-1349-480C-B035-D48301301CB8}" type="presParOf" srcId="{C3C1F199-627C-44C6-85D8-CA8139C5EDE0}" destId="{5D0435E1-82E7-409F-8F49-45E8D919DA0B}" srcOrd="4" destOrd="0" presId="urn:microsoft.com/office/officeart/2005/8/layout/default"/>
-    <dgm:cxn modelId="{5E8734A6-661C-4738-8039-D11E66F3D098}" type="presParOf" srcId="{C3C1F199-627C-44C6-85D8-CA8139C5EDE0}" destId="{9B2BB33E-DC46-434E-BECA-F01F7030F1C2}" srcOrd="5" destOrd="0" presId="urn:microsoft.com/office/officeart/2005/8/layout/default"/>
-    <dgm:cxn modelId="{214814D5-D0B7-40E6-A30C-D55D173C1FC5}" type="presParOf" srcId="{C3C1F199-627C-44C6-85D8-CA8139C5EDE0}" destId="{64DDC6BE-0199-4201-A22C-DBD980B529E7}" srcOrd="6" destOrd="0" presId="urn:microsoft.com/office/officeart/2005/8/layout/default"/>
-    <dgm:cxn modelId="{AC746D40-C9A4-4BB7-9A0C-85E74E71A2CA}" type="presParOf" srcId="{C3C1F199-627C-44C6-85D8-CA8139C5EDE0}" destId="{22F6FF91-8CF3-43E1-BAE7-50B13F90B12A}" srcOrd="7" destOrd="0" presId="urn:microsoft.com/office/officeart/2005/8/layout/default"/>
-    <dgm:cxn modelId="{DBDF6F7D-D7EB-47C8-8CE2-E1629B18DD7D}" type="presParOf" srcId="{C3C1F199-627C-44C6-85D8-CA8139C5EDE0}" destId="{93B26720-5658-4ACF-B02E-184F692F4797}" srcOrd="8" destOrd="0" presId="urn:microsoft.com/office/officeart/2005/8/layout/default"/>
+    <dgm:cxn modelId="{72423E20-6E30-42EC-8C44-D13B951C8CC9}" type="presOf" srcId="{5F5792D5-32AD-4D42-B900-E2900525ECFF}" destId="{A7C8FF8D-81D1-4A00-9F95-645B07778316}" srcOrd="0" destOrd="0" presId="urn:microsoft.com/office/officeart/2005/8/layout/default"/>
+    <dgm:cxn modelId="{880DD023-424E-4915-9DE9-036736BAB963}" type="presOf" srcId="{9F6C3B69-BF06-4683-8E11-C817B06B0841}" destId="{23947E40-5748-4414-9D87-E9E2B3AAFBDE}" srcOrd="0" destOrd="0" presId="urn:microsoft.com/office/officeart/2005/8/layout/default"/>
+    <dgm:cxn modelId="{45BB8D2A-2ED0-4763-886C-C7FFC16A9278}" srcId="{9F6C3B69-BF06-4683-8E11-C817B06B0841}" destId="{BF303C15-3B11-4C15-AB46-08977D584FCB}" srcOrd="3" destOrd="0" parTransId="{D31D21CD-B336-4581-BD68-0F2DCF4E476B}" sibTransId="{6A77B399-8538-4903-A490-C64958EE2280}"/>
+    <dgm:cxn modelId="{1EDE105D-43B1-407A-82DB-070463658705}" type="presOf" srcId="{BF303C15-3B11-4C15-AB46-08977D584FCB}" destId="{5F977267-3D9E-4FB0-BCC3-FB9E77454C85}" srcOrd="0" destOrd="0" presId="urn:microsoft.com/office/officeart/2005/8/layout/default"/>
+    <dgm:cxn modelId="{AC343747-A57A-4EE4-B18F-FBFA88449858}" type="presOf" srcId="{66633B55-FA06-48E2-B42D-9427D0A1B6A9}" destId="{2B5A7971-BD71-4FF8-A039-364875811FAD}" srcOrd="0" destOrd="0" presId="urn:microsoft.com/office/officeart/2005/8/layout/default"/>
+    <dgm:cxn modelId="{91E1FD47-6620-4FFA-849D-D0BD0E7109E0}" type="presOf" srcId="{FA3884DA-1CC5-4E40-9FFD-BD99075B762D}" destId="{15CCC337-9644-4B7A-9980-DC4F4ED4172A}" srcOrd="0" destOrd="0" presId="urn:microsoft.com/office/officeart/2005/8/layout/default"/>
+    <dgm:cxn modelId="{425A40B1-91A0-4B59-88D5-73E4128A0B38}" srcId="{9F6C3B69-BF06-4683-8E11-C817B06B0841}" destId="{66633B55-FA06-48E2-B42D-9427D0A1B6A9}" srcOrd="4" destOrd="0" parTransId="{85410218-7B39-4E60-9111-4BDF7CDC5A8F}" sibTransId="{987521E2-8306-4963-B07E-5F21279EED9A}"/>
+    <dgm:cxn modelId="{E6A35CBB-3C70-4EA8-9D2E-3F8A3DC1CF88}" srcId="{9F6C3B69-BF06-4683-8E11-C817B06B0841}" destId="{13DE270A-5331-4A96-ABAB-AA368A3FDA1C}" srcOrd="0" destOrd="0" parTransId="{15644C06-9022-4D4A-9682-C24E6FFB3AA4}" sibTransId="{9B721346-D178-4113-9C90-47D12BEC2435}"/>
+    <dgm:cxn modelId="{B65063C9-FFCE-4ED2-AF57-4F429E53E28E}" srcId="{9F6C3B69-BF06-4683-8E11-C817B06B0841}" destId="{5F5792D5-32AD-4D42-B900-E2900525ECFF}" srcOrd="1" destOrd="0" parTransId="{82F0F288-818F-4CCA-95EB-FB50A602D7CF}" sibTransId="{0475FED2-9C58-4882-802E-DB99240E0F3B}"/>
+    <dgm:cxn modelId="{AB66D0CF-701A-4ACD-AEE2-102363C82E1B}" type="presOf" srcId="{13DE270A-5331-4A96-ABAB-AA368A3FDA1C}" destId="{98D3A8D9-C823-46E1-B20F-5C99BA4F5B06}" srcOrd="0" destOrd="0" presId="urn:microsoft.com/office/officeart/2005/8/layout/default"/>
+    <dgm:cxn modelId="{99B18CFB-B0D7-408B-9A41-BF3B9C945B09}" srcId="{9F6C3B69-BF06-4683-8E11-C817B06B0841}" destId="{FA3884DA-1CC5-4E40-9FFD-BD99075B762D}" srcOrd="2" destOrd="0" parTransId="{366D22C6-BEAD-4E37-A863-93BD72C00BBE}" sibTransId="{2122F800-B3B7-473D-9BC4-543BBB9971C8}"/>
+    <dgm:cxn modelId="{49574FCB-A7BB-4CDF-B1B0-CF82ABD94356}" type="presParOf" srcId="{23947E40-5748-4414-9D87-E9E2B3AAFBDE}" destId="{98D3A8D9-C823-46E1-B20F-5C99BA4F5B06}" srcOrd="0" destOrd="0" presId="urn:microsoft.com/office/officeart/2005/8/layout/default"/>
+    <dgm:cxn modelId="{F28737C0-D5F2-4BAF-98F5-575842E798D9}" type="presParOf" srcId="{23947E40-5748-4414-9D87-E9E2B3AAFBDE}" destId="{58A8C127-2F0E-46D6-A0B9-9F2198122873}" srcOrd="1" destOrd="0" presId="urn:microsoft.com/office/officeart/2005/8/layout/default"/>
+    <dgm:cxn modelId="{D3D805F4-FCEF-49F0-B31E-0807D744DCBB}" type="presParOf" srcId="{23947E40-5748-4414-9D87-E9E2B3AAFBDE}" destId="{A7C8FF8D-81D1-4A00-9F95-645B07778316}" srcOrd="2" destOrd="0" presId="urn:microsoft.com/office/officeart/2005/8/layout/default"/>
+    <dgm:cxn modelId="{7E591099-E1CC-4302-921F-30145728E44D}" type="presParOf" srcId="{23947E40-5748-4414-9D87-E9E2B3AAFBDE}" destId="{9B5CE14A-B497-46E4-942D-DECA24E4BBBE}" srcOrd="3" destOrd="0" presId="urn:microsoft.com/office/officeart/2005/8/layout/default"/>
+    <dgm:cxn modelId="{20EEE01B-1DB3-4923-9385-1B14F40A4D0C}" type="presParOf" srcId="{23947E40-5748-4414-9D87-E9E2B3AAFBDE}" destId="{15CCC337-9644-4B7A-9980-DC4F4ED4172A}" srcOrd="4" destOrd="0" presId="urn:microsoft.com/office/officeart/2005/8/layout/default"/>
+    <dgm:cxn modelId="{6BD3F431-42B0-4DC4-80FB-C158B55621B0}" type="presParOf" srcId="{23947E40-5748-4414-9D87-E9E2B3AAFBDE}" destId="{262A0947-B993-429E-9167-9D02F7B765D6}" srcOrd="5" destOrd="0" presId="urn:microsoft.com/office/officeart/2005/8/layout/default"/>
+    <dgm:cxn modelId="{AD2FFF18-48EC-4D62-AA54-29A7A71FEB11}" type="presParOf" srcId="{23947E40-5748-4414-9D87-E9E2B3AAFBDE}" destId="{5F977267-3D9E-4FB0-BCC3-FB9E77454C85}" srcOrd="6" destOrd="0" presId="urn:microsoft.com/office/officeart/2005/8/layout/default"/>
+    <dgm:cxn modelId="{F114E2B5-D2E9-4AB0-81C8-CC5F2CFB5829}" type="presParOf" srcId="{23947E40-5748-4414-9D87-E9E2B3AAFBDE}" destId="{8073A591-0F1D-48F4-BB88-FDBD7315B349}" srcOrd="7" destOrd="0" presId="urn:microsoft.com/office/officeart/2005/8/layout/default"/>
+    <dgm:cxn modelId="{E515A85C-AB34-45F6-8D7F-0B3DCA9F8FEA}" type="presParOf" srcId="{23947E40-5748-4414-9D87-E9E2B3AAFBDE}" destId="{2B5A7971-BD71-4FF8-A039-364875811FAD}" srcOrd="8" destOrd="0" presId="urn:microsoft.com/office/officeart/2005/8/layout/default"/>
   </dgm:cxnLst>
   <dgm:bg/>
   <dgm:whole/>
@@ -3292,7 +3292,7 @@
       <dsp:cNvGrpSpPr/>
     </dsp:nvGrpSpPr>
     <dsp:grpSpPr/>
-    <dsp:sp modelId="{34A44135-F40C-4247-9E09-8C825A565256}">
+    <dsp:sp modelId="{98D3A8D9-C823-46E1-B20F-5C99BA4F5B06}">
       <dsp:nvSpPr>
         <dsp:cNvPr id="0" name=""/>
         <dsp:cNvSpPr/>
@@ -3367,7 +3367,7 @@
         <a:ext cx="1714499" cy="1028700"/>
       </dsp:txXfrm>
     </dsp:sp>
-    <dsp:sp modelId="{DF654D55-190E-4916-B7EB-A5A7BD20D5D1}">
+    <dsp:sp modelId="{A7C8FF8D-81D1-4A00-9F95-645B07778316}">
       <dsp:nvSpPr>
         <dsp:cNvPr id="0" name=""/>
         <dsp:cNvSpPr/>
@@ -3442,7 +3442,7 @@
         <a:ext cx="1714499" cy="1028700"/>
       </dsp:txXfrm>
     </dsp:sp>
-    <dsp:sp modelId="{5D0435E1-82E7-409F-8F49-45E8D919DA0B}">
+    <dsp:sp modelId="{15CCC337-9644-4B7A-9980-DC4F4ED4172A}">
       <dsp:nvSpPr>
         <dsp:cNvPr id="0" name=""/>
         <dsp:cNvSpPr/>
@@ -3517,7 +3517,7 @@
         <a:ext cx="1714499" cy="1028700"/>
       </dsp:txXfrm>
     </dsp:sp>
-    <dsp:sp modelId="{64DDC6BE-0199-4201-A22C-DBD980B529E7}">
+    <dsp:sp modelId="{5F977267-3D9E-4FB0-BCC3-FB9E77454C85}">
       <dsp:nvSpPr>
         <dsp:cNvPr id="0" name=""/>
         <dsp:cNvSpPr/>
@@ -3592,7 +3592,7 @@
         <a:ext cx="1714499" cy="1028700"/>
       </dsp:txXfrm>
     </dsp:sp>
-    <dsp:sp modelId="{93B26720-5658-4ACF-B02E-184F692F4797}">
+    <dsp:sp modelId="{2B5A7971-BD71-4FF8-A039-364875811FAD}">
       <dsp:nvSpPr>
         <dsp:cNvPr id="0" name=""/>
         <dsp:cNvSpPr/>
@@ -4868,7 +4868,7 @@
         <w:behaviors>
           <w:behavior w:val="content"/>
         </w:behaviors>
-        <w:guid w:val="{3FECAF1F-F391-40A1-8D45-EA6047AF74EF}"/>
+        <w:guid w:val="{CE69FFC1-9FF9-4104-9E60-1183DF3FD30B}"/>
       </w:docPartPr>
       <w:docPartBody>
         <w:p>
@@ -4933,10 +4933,10 @@
     <w:compatSetting w:name="useWord2013TrackBottomHyphenation" w:uri="http://schemas.microsoft.com/office/word" w:val="0"/>
   </w:compat>
   <w:rsids>
-    <w:rsidRoot w:val="000A62D4"/>
-    <w:rsid w:val="000A62D4"/>
-    <w:rsid w:val="00455B5B"/>
-    <w:rsid w:val="00AE3312"/>
+    <w:rsidRoot w:val="00F66E68"/>
+    <w:rsid w:val="00706A46"/>
+    <w:rsid w:val="00E900EF"/>
+    <w:rsid w:val="00F66E68"/>
   </w:rsids>
   <m:mathPr>
     <m:mathFont m:val="Cambria Math"/>
@@ -5392,7 +5392,7 @@
     <w:basedOn w:val="DefaultParagraphFont"/>
     <w:uiPriority w:val="99"/>
     <w:semiHidden/>
-    <w:rsid w:val="000A62D4"/>
+    <w:rsid w:val="00F66E68"/>
     <w:rPr>
       <w:color w:val="666666"/>
     </w:rPr>
